--- a/desmos.docx
+++ b/desmos.docx
@@ -539,6 +539,191 @@
           </m:mr>
         </m:m>
       </m:oMath>
+    </w:p>
+    <w:p>
+      <w:pPr>
+        <w:rPr>
+          <w:lang w:val="en-US"/>
+        </w:rPr>
+      </w:pPr>
+    </w:p>
+    <w:p>
+      <w:pPr>
+        <w:rPr>
+          <w:lang w:val="en-US"/>
+        </w:rPr>
+      </w:pPr>
+      <w:r>
+        <w:rPr>
+          <w:lang w:val="en-US"/>
+        </w:rPr>
+        <w:t>Transcendental Function – Hàm Siêu Việt:</w:t>
+      </w:r>
+    </w:p>
+    <w:p>
+      <w:pPr>
+        <w:pStyle w:val="ListParagraph"/>
+        <w:numPr>
+          <w:ilvl w:val="0"/>
+          <w:numId w:val="4"/>
+        </w:numPr>
+        <w:rPr>
+          <w:lang w:val="en-US"/>
+        </w:rPr>
+      </w:pPr>
+      <w:r>
+        <w:rPr>
+          <w:lang w:val="en-US"/>
+        </w:rPr>
+        <w:t>Hàm Giai Thừa Mở Rộng?</w:t>
+      </w:r>
+    </w:p>
+    <w:p>
+      <w:pPr>
+        <w:pStyle w:val="ListParagraph"/>
+        <w:pBdr>
+          <w:top w:val="single" w:sz="4" w:space="1" w:color="auto"/>
+          <w:left w:val="single" w:sz="4" w:space="4" w:color="auto"/>
+          <w:bottom w:val="single" w:sz="4" w:space="1" w:color="auto"/>
+          <w:right w:val="single" w:sz="4" w:space="4" w:color="auto"/>
+        </w:pBdr>
+        <w:ind w:left="1080"/>
+        <w:rPr>
+          <w:rFonts w:ascii="Cambria Math" w:hAnsi="Cambria Math"/>
+          <w:lang w:val="en-US"/>
+          <w:oMath/>
+        </w:rPr>
+      </w:pPr>
+      <m:oMathPara>
+        <m:oMathParaPr>
+          <m:jc m:val="left"/>
+        </m:oMathParaPr>
+        <m:oMath>
+          <m:r>
+            <w:rPr>
+              <w:rFonts w:ascii="Cambria Math" w:hAnsi="Cambria Math"/>
+              <w:lang w:val="en-US"/>
+            </w:rPr>
+            <m:t>x</m:t>
+          </m:r>
+          <m:r>
+            <w:rPr>
+              <w:rFonts w:ascii="Cambria Math" w:eastAsiaTheme="minorEastAsia" w:hAnsi="Cambria Math"/>
+              <w:lang w:val="en-US"/>
+            </w:rPr>
+            <m:t>!</m:t>
+          </m:r>
+        </m:oMath>
+      </m:oMathPara>
+    </w:p>
+    <w:p>
+      <w:pPr>
+        <w:pStyle w:val="ListParagraph"/>
+        <w:numPr>
+          <w:ilvl w:val="0"/>
+          <w:numId w:val="4"/>
+        </w:numPr>
+        <w:rPr>
+          <w:lang w:val="en-US"/>
+        </w:rPr>
+      </w:pPr>
+      <w:r>
+        <w:rPr>
+          <w:lang w:val="en-US"/>
+        </w:rPr>
+        <w:t>Hàm Tổ Hợp Mở Rộng?</w:t>
+      </w:r>
+    </w:p>
+    <w:p>
+      <w:pPr>
+        <w:pStyle w:val="ListParagraph"/>
+        <w:pBdr>
+          <w:top w:val="single" w:sz="4" w:space="1" w:color="auto"/>
+          <w:left w:val="single" w:sz="4" w:space="4" w:color="auto"/>
+          <w:bottom w:val="single" w:sz="4" w:space="1" w:color="auto"/>
+          <w:right w:val="single" w:sz="4" w:space="4" w:color="auto"/>
+        </w:pBdr>
+        <w:ind w:left="1080"/>
+        <w:rPr>
+          <w:lang w:val="en-US"/>
+        </w:rPr>
+      </w:pPr>
+      <m:oMathPara>
+        <m:oMathParaPr>
+          <m:jc m:val="left"/>
+        </m:oMathParaPr>
+        <m:oMath>
+          <m:f>
+            <m:fPr>
+              <m:ctrlPr>
+                <w:rPr>
+                  <w:rFonts w:ascii="Cambria Math" w:hAnsi="Cambria Math"/>
+                  <w:i/>
+                  <w:lang w:val="en-US"/>
+                </w:rPr>
+              </m:ctrlPr>
+            </m:fPr>
+            <m:num>
+              <m:r>
+                <w:rPr>
+                  <w:rFonts w:ascii="Cambria Math" w:hAnsi="Cambria Math"/>
+                  <w:lang w:val="en-US"/>
+                </w:rPr>
+                <m:t>n!</m:t>
+              </m:r>
+            </m:num>
+            <m:den>
+              <m:d>
+                <m:dPr>
+                  <m:ctrlPr>
+                    <w:rPr>
+                      <w:rFonts w:ascii="Cambria Math" w:hAnsi="Cambria Math"/>
+                      <w:i/>
+                      <w:lang w:val="en-US"/>
+                    </w:rPr>
+                  </m:ctrlPr>
+                </m:dPr>
+                <m:e>
+                  <m:r>
+                    <w:rPr>
+                      <w:rFonts w:ascii="Cambria Math" w:hAnsi="Cambria Math"/>
+                      <w:lang w:val="en-US"/>
+                    </w:rPr>
+                    <m:t>n-x</m:t>
+                  </m:r>
+                </m:e>
+              </m:d>
+              <m:r>
+                <w:rPr>
+                  <w:rFonts w:ascii="Cambria Math" w:hAnsi="Cambria Math"/>
+                  <w:lang w:val="en-US"/>
+                </w:rPr>
+                <m:t>!x!</m:t>
+              </m:r>
+            </m:den>
+          </m:f>
+        </m:oMath>
+      </m:oMathPara>
+    </w:p>
+    <w:p>
+      <w:pPr>
+        <w:pStyle w:val="ListParagraph"/>
+        <w:numPr>
+          <w:ilvl w:val="0"/>
+          <w:numId w:val="2"/>
+        </w:numPr>
+        <w:rPr>
+          <w:lang w:val="en-US"/>
+        </w:rPr>
+      </w:pPr>
+      <w:r>
+        <w:rPr>
+          <w:lang w:val="en-US"/>
+        </w:rPr>
+        <w:t>Giá trị trả về là tổ hợp chập x của n phần tử</w:t>
+      </w:r>
+      <w:bookmarkStart w:id="0" w:name="_GoBack"/>
+      <w:bookmarkEnd w:id="0"/>
     </w:p>
     <w:p>
       <w:pPr>
@@ -692,8 +877,6 @@
         </w:rPr>
         <w:t>a là mức độ tương phản</w:t>
       </w:r>
-      <w:bookmarkStart w:id="0" w:name="_GoBack"/>
-      <w:bookmarkEnd w:id="0"/>
     </w:p>
     <w:sectPr>
       <w:pgSz w:w="11906" w:h="16838"/>
@@ -797,6 +980,95 @@
     </w:lvl>
   </w:abstractNum>
   <w:abstractNum w:abstractNumId="1">
+    <w:nsid w:val="42D36640"/>
+    <w:multiLevelType w:val="hybridMultilevel"/>
+    <w:tmpl w:val="EBE2ED4E"/>
+    <w:lvl w:ilvl="0" w:tplc="13C618FC">
+      <w:start w:val="1"/>
+      <w:numFmt w:val="decimal"/>
+      <w:lvlText w:val="%1."/>
+      <w:lvlJc w:val="left"/>
+      <w:pPr>
+        <w:ind w:left="1080" w:hanging="360"/>
+      </w:pPr>
+      <w:rPr>
+        <w:rFonts w:hint="default"/>
+      </w:rPr>
+    </w:lvl>
+    <w:lvl w:ilvl="1" w:tplc="042A0019" w:tentative="1">
+      <w:start w:val="1"/>
+      <w:numFmt w:val="lowerLetter"/>
+      <w:lvlText w:val="%2."/>
+      <w:lvlJc w:val="left"/>
+      <w:pPr>
+        <w:ind w:left="1800" w:hanging="360"/>
+      </w:pPr>
+    </w:lvl>
+    <w:lvl w:ilvl="2" w:tplc="042A001B" w:tentative="1">
+      <w:start w:val="1"/>
+      <w:numFmt w:val="lowerRoman"/>
+      <w:lvlText w:val="%3."/>
+      <w:lvlJc w:val="right"/>
+      <w:pPr>
+        <w:ind w:left="2520" w:hanging="180"/>
+      </w:pPr>
+    </w:lvl>
+    <w:lvl w:ilvl="3" w:tplc="042A000F" w:tentative="1">
+      <w:start w:val="1"/>
+      <w:numFmt w:val="decimal"/>
+      <w:lvlText w:val="%4."/>
+      <w:lvlJc w:val="left"/>
+      <w:pPr>
+        <w:ind w:left="3240" w:hanging="360"/>
+      </w:pPr>
+    </w:lvl>
+    <w:lvl w:ilvl="4" w:tplc="042A0019" w:tentative="1">
+      <w:start w:val="1"/>
+      <w:numFmt w:val="lowerLetter"/>
+      <w:lvlText w:val="%5."/>
+      <w:lvlJc w:val="left"/>
+      <w:pPr>
+        <w:ind w:left="3960" w:hanging="360"/>
+      </w:pPr>
+    </w:lvl>
+    <w:lvl w:ilvl="5" w:tplc="042A001B" w:tentative="1">
+      <w:start w:val="1"/>
+      <w:numFmt w:val="lowerRoman"/>
+      <w:lvlText w:val="%6."/>
+      <w:lvlJc w:val="right"/>
+      <w:pPr>
+        <w:ind w:left="4680" w:hanging="180"/>
+      </w:pPr>
+    </w:lvl>
+    <w:lvl w:ilvl="6" w:tplc="042A000F" w:tentative="1">
+      <w:start w:val="1"/>
+      <w:numFmt w:val="decimal"/>
+      <w:lvlText w:val="%7."/>
+      <w:lvlJc w:val="left"/>
+      <w:pPr>
+        <w:ind w:left="5400" w:hanging="360"/>
+      </w:pPr>
+    </w:lvl>
+    <w:lvl w:ilvl="7" w:tplc="042A0019" w:tentative="1">
+      <w:start w:val="1"/>
+      <w:numFmt w:val="lowerLetter"/>
+      <w:lvlText w:val="%8."/>
+      <w:lvlJc w:val="left"/>
+      <w:pPr>
+        <w:ind w:left="6120" w:hanging="360"/>
+      </w:pPr>
+    </w:lvl>
+    <w:lvl w:ilvl="8" w:tplc="042A001B" w:tentative="1">
+      <w:start w:val="1"/>
+      <w:numFmt w:val="lowerRoman"/>
+      <w:lvlText w:val="%9."/>
+      <w:lvlJc w:val="right"/>
+      <w:pPr>
+        <w:ind w:left="6840" w:hanging="180"/>
+      </w:pPr>
+    </w:lvl>
+  </w:abstractNum>
+  <w:abstractNum w:abstractNumId="2">
     <w:nsid w:val="7CAF26C1"/>
     <w:multiLevelType w:val="hybridMultilevel"/>
     <w:tmpl w:val="7206C810"/>
@@ -885,7 +1157,7 @@
       </w:pPr>
     </w:lvl>
   </w:abstractNum>
-  <w:abstractNum w:abstractNumId="2">
+  <w:abstractNum w:abstractNumId="3">
     <w:nsid w:val="7D2C597B"/>
     <w:multiLevelType w:val="hybridMultilevel"/>
     <w:tmpl w:val="78688EC8"/>
@@ -999,13 +1271,16 @@
     </w:lvl>
   </w:abstractNum>
   <w:num w:numId="1">
-    <w:abstractNumId w:val="1"/>
+    <w:abstractNumId w:val="2"/>
   </w:num>
   <w:num w:numId="2">
-    <w:abstractNumId w:val="2"/>
+    <w:abstractNumId w:val="3"/>
   </w:num>
   <w:num w:numId="3">
     <w:abstractNumId w:val="0"/>
+  </w:num>
+  <w:num w:numId="4">
+    <w:abstractNumId w:val="1"/>
   </w:num>
 </w:numbering>
 </file>

--- a/desmos.docx
+++ b/desmos.docx
@@ -1,6 +1,6 @@
 
 <file path=word/document.xml><?xml version="1.0" encoding="utf-8"?>
-<w:document xmlns:wpc="http://schemas.microsoft.com/office/word/2010/wordprocessingCanvas" xmlns:mc="http://schemas.openxmlformats.org/markup-compatibility/2006" xmlns:o="urn:schemas-microsoft-com:office:office" xmlns:r="http://schemas.openxmlformats.org/officeDocument/2006/relationships" xmlns:m="http://schemas.openxmlformats.org/officeDocument/2006/math" xmlns:v="urn:schemas-microsoft-com:vml" xmlns:wp14="http://schemas.microsoft.com/office/word/2010/wordprocessingDrawing" xmlns:wp="http://schemas.openxmlformats.org/drawingml/2006/wordprocessingDrawing" xmlns:w10="urn:schemas-microsoft-com:office:word" xmlns:w="http://schemas.openxmlformats.org/wordprocessingml/2006/main" xmlns:w14="http://schemas.microsoft.com/office/word/2010/wordml" xmlns:wpg="http://schemas.microsoft.com/office/word/2010/wordprocessingGroup" xmlns:wpi="http://schemas.microsoft.com/office/word/2010/wordprocessingInk" xmlns:wne="http://schemas.microsoft.com/office/word/2006/wordml" xmlns:wps="http://schemas.microsoft.com/office/word/2010/wordprocessingShape" mc:Ignorable="w14 wp14">
+<w:document xmlns:wpc="http://schemas.microsoft.com/office/word/2010/wordprocessingCanvas" xmlns:cx="http://schemas.microsoft.com/office/drawing/2014/chartex" xmlns:cx1="http://schemas.microsoft.com/office/drawing/2015/9/8/chartex" xmlns:cx2="http://schemas.microsoft.com/office/drawing/2015/10/21/chartex" xmlns:cx3="http://schemas.microsoft.com/office/drawing/2016/5/9/chartex" xmlns:cx4="http://schemas.microsoft.com/office/drawing/2016/5/10/chartex" xmlns:cx5="http://schemas.microsoft.com/office/drawing/2016/5/11/chartex" xmlns:cx6="http://schemas.microsoft.com/office/drawing/2016/5/12/chartex" xmlns:cx7="http://schemas.microsoft.com/office/drawing/2016/5/13/chartex" xmlns:cx8="http://schemas.microsoft.com/office/drawing/2016/5/14/chartex" xmlns:mc="http://schemas.openxmlformats.org/markup-compatibility/2006" xmlns:aink="http://schemas.microsoft.com/office/drawing/2016/ink" xmlns:am3d="http://schemas.microsoft.com/office/drawing/2017/model3d" xmlns:o="urn:schemas-microsoft-com:office:office" xmlns:oel="http://schemas.microsoft.com/office/2019/extlst" xmlns:r="http://schemas.openxmlformats.org/officeDocument/2006/relationships" xmlns:m="http://schemas.openxmlformats.org/officeDocument/2006/math" xmlns:v="urn:schemas-microsoft-com:vml" xmlns:wp14="http://schemas.microsoft.com/office/word/2010/wordprocessingDrawing" xmlns:wp="http://schemas.openxmlformats.org/drawingml/2006/wordprocessingDrawing" xmlns:w10="urn:schemas-microsoft-com:office:word" xmlns:w="http://schemas.openxmlformats.org/wordprocessingml/2006/main" xmlns:w14="http://schemas.microsoft.com/office/word/2010/wordml" xmlns:w15="http://schemas.microsoft.com/office/word/2012/wordml" xmlns:w16cex="http://schemas.microsoft.com/office/word/2018/wordml/cex" xmlns:w16cid="http://schemas.microsoft.com/office/word/2016/wordml/cid" xmlns:w16="http://schemas.microsoft.com/office/word/2018/wordml" xmlns:w16sdtdh="http://schemas.microsoft.com/office/word/2020/wordml/sdtdatahash" xmlns:w16se="http://schemas.microsoft.com/office/word/2015/wordml/symex" xmlns:wpg="http://schemas.microsoft.com/office/word/2010/wordprocessingGroup" xmlns:wpi="http://schemas.microsoft.com/office/word/2010/wordprocessingInk" xmlns:wne="http://schemas.microsoft.com/office/word/2006/wordml" xmlns:wps="http://schemas.microsoft.com/office/word/2010/wordprocessingShape" mc:Ignorable="w14 w15 w16se w16cid w16 w16cex w16sdtdh wp14">
   <w:body>
     <w:p>
       <w:pPr>
@@ -12,7 +12,13 @@
         <w:rPr>
           <w:lang w:val="en-US"/>
         </w:rPr>
-        <w:t>Desmos Syntax – Cú pháp Desmos:</w:t>
+        <w:t xml:space="preserve">Syntax – Cú </w:t>
+      </w:r>
+      <w:r>
+        <w:rPr>
+          <w:lang w:val="en-US"/>
+        </w:rPr>
+        <w:t>Pháp:</w:t>
       </w:r>
     </w:p>
     <w:p>
@@ -30,7 +36,7 @@
         <w:rPr>
           <w:lang w:val="en-US"/>
         </w:rPr>
-        <w:t>Cách Để Viết Phương Trình Tham Số</w:t>
+        <w:t>Cách Viết Phương Trình Tham Số</w:t>
       </w:r>
       <w:r>
         <w:rPr>
@@ -60,25 +66,22 @@
     <w:p>
       <w:pPr>
         <w:pStyle w:val="ListParagraph"/>
-        <w:numPr>
-          <w:ilvl w:val="0"/>
-          <w:numId w:val="2"/>
-        </w:numPr>
+        <w:pBdr>
+          <w:top w:val="single" w:sz="4" w:space="1" w:color="auto"/>
+          <w:left w:val="single" w:sz="4" w:space="4" w:color="auto"/>
+          <w:bottom w:val="single" w:sz="4" w:space="1" w:color="auto"/>
+          <w:right w:val="single" w:sz="4" w:space="4" w:color="auto"/>
+        </w:pBdr>
+        <w:ind w:left="1080"/>
         <w:rPr>
           <w:lang w:val="en-US"/>
         </w:rPr>
       </w:pPr>
       <m:oMath>
-        <m:m>
-          <m:mPr>
-            <m:mcs>
-              <m:mc>
-                <m:mcPr>
-                  <m:count m:val="1"/>
-                  <m:mcJc m:val="center"/>
-                </m:mcPr>
-              </m:mc>
-            </m:mcs>
+        <m:d>
+          <m:dPr>
+            <m:begChr m:val="{"/>
+            <m:endChr m:val=""/>
             <m:ctrlPr>
               <w:rPr>
                 <w:rFonts w:ascii="Cambria Math" w:hAnsi="Cambria Math"/>
@@ -86,31 +89,59 @@
                 <w:lang w:val="en-US"/>
               </w:rPr>
             </m:ctrlPr>
-          </m:mPr>
-          <m:mr>
-            <m:e>
-              <m:r>
-                <w:rPr>
-                  <w:rFonts w:ascii="Cambria Math" w:hAnsi="Cambria Math"/>
-                  <w:lang w:val="en-US"/>
-                </w:rPr>
-                <m:t>x=2t</m:t>
-              </m:r>
-            </m:e>
-          </m:mr>
-          <m:mr>
-            <m:e>
-              <m:r>
-                <w:rPr>
-                  <w:rFonts w:ascii="Cambria Math" w:hAnsi="Cambria Math"/>
-                  <w:lang w:val="en-US"/>
-                </w:rPr>
-                <m:t>y=3t+1</m:t>
-              </m:r>
-            </m:e>
-          </m:mr>
-        </m:m>
+          </m:dPr>
+          <m:e>
+            <m:m>
+              <m:mPr>
+                <m:mcs>
+                  <m:mc>
+                    <m:mcPr>
+                      <m:count m:val="1"/>
+                      <m:mcJc m:val="center"/>
+                    </m:mcPr>
+                  </m:mc>
+                </m:mcs>
+                <m:ctrlPr>
+                  <w:rPr>
+                    <w:rFonts w:ascii="Cambria Math" w:hAnsi="Cambria Math"/>
+                    <w:i/>
+                    <w:lang w:val="en-US"/>
+                  </w:rPr>
+                </m:ctrlPr>
+              </m:mPr>
+              <m:mr>
+                <m:e>
+                  <m:r>
+                    <w:rPr>
+                      <w:rFonts w:ascii="Cambria Math" w:hAnsi="Cambria Math"/>
+                      <w:lang w:val="en-US"/>
+                    </w:rPr>
+                    <m:t>x=2t</m:t>
+                  </m:r>
+                </m:e>
+              </m:mr>
+              <m:mr>
+                <m:e>
+                  <m:r>
+                    <w:rPr>
+                      <w:rFonts w:ascii="Cambria Math" w:hAnsi="Cambria Math"/>
+                      <w:lang w:val="en-US"/>
+                    </w:rPr>
+                    <m:t>y=3t+1</m:t>
+                  </m:r>
+                </m:e>
+              </m:mr>
+            </m:m>
+          </m:e>
+        </m:d>
       </m:oMath>
+      <w:r>
+        <w:rPr>
+          <w:rFonts w:eastAsiaTheme="minorEastAsia"/>
+          <w:lang w:val="en-US"/>
+        </w:rPr>
+        <w:t xml:space="preserve"> </w:t>
+      </w:r>
     </w:p>
     <w:p>
       <w:pPr>
@@ -133,16 +164,13 @@
     <w:p>
       <w:pPr>
         <w:pStyle w:val="ListParagraph"/>
-        <w:numPr>
-          <w:ilvl w:val="0"/>
-          <w:numId w:val="2"/>
-        </w:numPr>
         <w:pBdr>
           <w:top w:val="single" w:sz="4" w:space="1" w:color="auto"/>
           <w:left w:val="single" w:sz="4" w:space="4" w:color="auto"/>
           <w:bottom w:val="single" w:sz="4" w:space="1" w:color="auto"/>
           <w:right w:val="single" w:sz="4" w:space="4" w:color="auto"/>
         </w:pBdr>
+        <w:ind w:left="1080"/>
         <w:rPr>
           <w:lang w:val="en-US"/>
         </w:rPr>
@@ -169,6 +197,13 @@
           </m:e>
         </m:d>
       </m:oMath>
+      <w:r>
+        <w:rPr>
+          <w:rFonts w:eastAsiaTheme="minorEastAsia"/>
+          <w:lang w:val="en-US"/>
+        </w:rPr>
+        <w:t xml:space="preserve"> </w:t>
+      </w:r>
     </w:p>
     <w:p>
       <w:pPr>
@@ -185,13 +220,7 @@
         <w:rPr>
           <w:lang w:val="en-US"/>
         </w:rPr>
-        <w:t xml:space="preserve">Cách </w:t>
-      </w:r>
-      <w:r>
-        <w:rPr>
-          <w:lang w:val="en-US"/>
-        </w:rPr>
-        <w:t>Để Cộng 2 Phương Trình Tham Số Lại Với Nhau?</w:t>
+        <w:t>Cộng 2 Phương Trình Tham Số Lại Với Nhau?</w:t>
       </w:r>
     </w:p>
     <w:p>
@@ -215,31 +244,22 @@
     <w:p>
       <w:pPr>
         <w:pStyle w:val="ListParagraph"/>
-        <w:numPr>
-          <w:ilvl w:val="0"/>
-          <w:numId w:val="2"/>
-        </w:numPr>
         <w:pBdr>
           <w:top w:val="single" w:sz="4" w:space="1" w:color="auto"/>
           <w:left w:val="single" w:sz="4" w:space="4" w:color="auto"/>
           <w:bottom w:val="single" w:sz="4" w:space="1" w:color="auto"/>
           <w:right w:val="single" w:sz="4" w:space="4" w:color="auto"/>
         </w:pBdr>
+        <w:ind w:left="1080"/>
         <w:rPr>
           <w:lang w:val="en-US"/>
         </w:rPr>
       </w:pPr>
       <m:oMath>
-        <m:m>
-          <m:mPr>
-            <m:mcs>
-              <m:mc>
-                <m:mcPr>
-                  <m:count m:val="1"/>
-                  <m:mcJc m:val="center"/>
-                </m:mcPr>
-              </m:mc>
-            </m:mcs>
+        <m:d>
+          <m:dPr>
+            <m:begChr m:val="{"/>
+            <m:endChr m:val=""/>
             <m:ctrlPr>
               <w:rPr>
                 <w:rFonts w:ascii="Cambria Math" w:hAnsi="Cambria Math"/>
@@ -247,31 +267,59 @@
                 <w:lang w:val="en-US"/>
               </w:rPr>
             </m:ctrlPr>
-          </m:mPr>
-          <m:mr>
-            <m:e>
-              <m:r>
-                <w:rPr>
-                  <w:rFonts w:ascii="Cambria Math" w:hAnsi="Cambria Math"/>
-                  <w:lang w:val="en-US"/>
-                </w:rPr>
-                <m:t>x=2t</m:t>
-              </m:r>
-            </m:e>
-          </m:mr>
-          <m:mr>
-            <m:e>
-              <m:r>
-                <w:rPr>
-                  <w:rFonts w:ascii="Cambria Math" w:hAnsi="Cambria Math"/>
-                  <w:lang w:val="en-US"/>
-                </w:rPr>
-                <m:t>y=3t+1</m:t>
-              </m:r>
-            </m:e>
-          </m:mr>
-        </m:m>
+          </m:dPr>
+          <m:e>
+            <m:m>
+              <m:mPr>
+                <m:mcs>
+                  <m:mc>
+                    <m:mcPr>
+                      <m:count m:val="1"/>
+                      <m:mcJc m:val="center"/>
+                    </m:mcPr>
+                  </m:mc>
+                </m:mcs>
+                <m:ctrlPr>
+                  <w:rPr>
+                    <w:rFonts w:ascii="Cambria Math" w:hAnsi="Cambria Math"/>
+                    <w:i/>
+                    <w:lang w:val="en-US"/>
+                  </w:rPr>
+                </m:ctrlPr>
+              </m:mPr>
+              <m:mr>
+                <m:e>
+                  <m:r>
+                    <w:rPr>
+                      <w:rFonts w:ascii="Cambria Math" w:hAnsi="Cambria Math"/>
+                      <w:lang w:val="en-US"/>
+                    </w:rPr>
+                    <m:t>x=2t</m:t>
+                  </m:r>
+                </m:e>
+              </m:mr>
+              <m:mr>
+                <m:e>
+                  <m:r>
+                    <w:rPr>
+                      <w:rFonts w:ascii="Cambria Math" w:hAnsi="Cambria Math"/>
+                      <w:lang w:val="en-US"/>
+                    </w:rPr>
+                    <m:t>y=3t+1</m:t>
+                  </m:r>
+                </m:e>
+              </m:mr>
+            </m:m>
+          </m:e>
+        </m:d>
       </m:oMath>
+      <w:r>
+        <w:rPr>
+          <w:rFonts w:eastAsiaTheme="minorEastAsia"/>
+          <w:lang w:val="en-US"/>
+        </w:rPr>
+        <w:t xml:space="preserve"> </w:t>
+      </w:r>
     </w:p>
     <w:p>
       <w:pPr>
@@ -294,31 +342,22 @@
     <w:p>
       <w:pPr>
         <w:pStyle w:val="ListParagraph"/>
-        <w:numPr>
-          <w:ilvl w:val="0"/>
-          <w:numId w:val="2"/>
-        </w:numPr>
         <w:pBdr>
           <w:top w:val="single" w:sz="4" w:space="1" w:color="auto"/>
           <w:left w:val="single" w:sz="4" w:space="4" w:color="auto"/>
           <w:bottom w:val="single" w:sz="4" w:space="1" w:color="auto"/>
           <w:right w:val="single" w:sz="4" w:space="4" w:color="auto"/>
         </w:pBdr>
+        <w:ind w:left="1080"/>
         <w:rPr>
           <w:lang w:val="en-US"/>
         </w:rPr>
       </w:pPr>
       <m:oMath>
-        <m:m>
-          <m:mPr>
-            <m:mcs>
-              <m:mc>
-                <m:mcPr>
-                  <m:count m:val="1"/>
-                  <m:mcJc m:val="center"/>
-                </m:mcPr>
-              </m:mc>
-            </m:mcs>
+        <m:d>
+          <m:dPr>
+            <m:begChr m:val="{"/>
+            <m:endChr m:val=""/>
             <m:ctrlPr>
               <w:rPr>
                 <w:rFonts w:ascii="Cambria Math" w:hAnsi="Cambria Math"/>
@@ -326,31 +365,59 @@
                 <w:lang w:val="en-US"/>
               </w:rPr>
             </m:ctrlPr>
-          </m:mPr>
-          <m:mr>
-            <m:e>
-              <m:r>
-                <w:rPr>
-                  <w:rFonts w:ascii="Cambria Math" w:hAnsi="Cambria Math"/>
-                  <w:lang w:val="en-US"/>
-                </w:rPr>
-                <m:t>x=5t+1</m:t>
-              </m:r>
-            </m:e>
-          </m:mr>
-          <m:mr>
-            <m:e>
-              <m:r>
-                <w:rPr>
-                  <w:rFonts w:ascii="Cambria Math" w:hAnsi="Cambria Math"/>
-                  <w:lang w:val="en-US"/>
-                </w:rPr>
-                <m:t>y=2t+2</m:t>
-              </m:r>
-            </m:e>
-          </m:mr>
-        </m:m>
+          </m:dPr>
+          <m:e>
+            <m:m>
+              <m:mPr>
+                <m:mcs>
+                  <m:mc>
+                    <m:mcPr>
+                      <m:count m:val="1"/>
+                      <m:mcJc m:val="center"/>
+                    </m:mcPr>
+                  </m:mc>
+                </m:mcs>
+                <m:ctrlPr>
+                  <w:rPr>
+                    <w:rFonts w:ascii="Cambria Math" w:hAnsi="Cambria Math"/>
+                    <w:i/>
+                    <w:lang w:val="en-US"/>
+                  </w:rPr>
+                </m:ctrlPr>
+              </m:mPr>
+              <m:mr>
+                <m:e>
+                  <m:r>
+                    <w:rPr>
+                      <w:rFonts w:ascii="Cambria Math" w:hAnsi="Cambria Math"/>
+                      <w:lang w:val="en-US"/>
+                    </w:rPr>
+                    <m:t>x=5t+1</m:t>
+                  </m:r>
+                </m:e>
+              </m:mr>
+              <m:mr>
+                <m:e>
+                  <m:r>
+                    <w:rPr>
+                      <w:rFonts w:ascii="Cambria Math" w:hAnsi="Cambria Math"/>
+                      <w:lang w:val="en-US"/>
+                    </w:rPr>
+                    <m:t>y=2t+2</m:t>
+                  </m:r>
+                </m:e>
+              </m:mr>
+            </m:m>
+          </m:e>
+        </m:d>
       </m:oMath>
+      <w:r>
+        <w:rPr>
+          <w:rFonts w:eastAsiaTheme="minorEastAsia"/>
+          <w:lang w:val="en-US"/>
+        </w:rPr>
+        <w:t xml:space="preserve"> </w:t>
+      </w:r>
     </w:p>
     <w:p>
       <w:pPr>
@@ -397,16 +464,13 @@
     <w:p>
       <w:pPr>
         <w:pStyle w:val="ListParagraph"/>
-        <w:numPr>
-          <w:ilvl w:val="0"/>
-          <w:numId w:val="2"/>
-        </w:numPr>
         <w:pBdr>
           <w:top w:val="single" w:sz="4" w:space="1" w:color="auto"/>
           <w:left w:val="single" w:sz="4" w:space="4" w:color="auto"/>
           <w:bottom w:val="single" w:sz="4" w:space="1" w:color="auto"/>
           <w:right w:val="single" w:sz="4" w:space="4" w:color="auto"/>
         </w:pBdr>
+        <w:ind w:left="1080"/>
         <w:rPr>
           <w:lang w:val="en-US"/>
         </w:rPr>
@@ -460,6 +524,13 @@
           </m:e>
         </m:d>
       </m:oMath>
+      <w:r>
+        <w:rPr>
+          <w:rFonts w:eastAsiaTheme="minorEastAsia"/>
+          <w:lang w:val="en-US"/>
+        </w:rPr>
+        <w:t xml:space="preserve"> </w:t>
+      </w:r>
     </w:p>
     <w:p>
       <w:pPr>
@@ -482,31 +553,22 @@
     <w:p>
       <w:pPr>
         <w:pStyle w:val="ListParagraph"/>
-        <w:numPr>
-          <w:ilvl w:val="0"/>
-          <w:numId w:val="2"/>
-        </w:numPr>
         <w:pBdr>
           <w:top w:val="single" w:sz="4" w:space="1" w:color="auto"/>
           <w:left w:val="single" w:sz="4" w:space="4" w:color="auto"/>
           <w:bottom w:val="single" w:sz="4" w:space="1" w:color="auto"/>
           <w:right w:val="single" w:sz="4" w:space="4" w:color="auto"/>
         </w:pBdr>
+        <w:ind w:left="1080"/>
         <w:rPr>
           <w:lang w:val="en-US"/>
         </w:rPr>
       </w:pPr>
       <m:oMath>
-        <m:m>
-          <m:mPr>
-            <m:mcs>
-              <m:mc>
-                <m:mcPr>
-                  <m:count m:val="1"/>
-                  <m:mcJc m:val="center"/>
-                </m:mcPr>
-              </m:mc>
-            </m:mcs>
+        <m:d>
+          <m:dPr>
+            <m:begChr m:val="{"/>
+            <m:endChr m:val=""/>
             <m:ctrlPr>
               <w:rPr>
                 <w:rFonts w:ascii="Cambria Math" w:hAnsi="Cambria Math"/>
@@ -514,31 +576,311 @@
                 <w:lang w:val="en-US"/>
               </w:rPr>
             </m:ctrlPr>
-          </m:mPr>
-          <m:mr>
-            <m:e>
-              <m:r>
-                <w:rPr>
-                  <w:rFonts w:ascii="Cambria Math" w:hAnsi="Cambria Math"/>
-                  <w:lang w:val="en-US"/>
-                </w:rPr>
-                <m:t>x=2t+5t+1=7t+1</m:t>
-              </m:r>
-            </m:e>
-          </m:mr>
-          <m:mr>
-            <m:e>
-              <m:r>
-                <w:rPr>
-                  <w:rFonts w:ascii="Cambria Math" w:hAnsi="Cambria Math"/>
-                  <w:lang w:val="en-US"/>
-                </w:rPr>
-                <m:t>y=3t+1+2t+2=5t+3</m:t>
-              </m:r>
-            </m:e>
-          </m:mr>
-        </m:m>
+          </m:dPr>
+          <m:e>
+            <m:m>
+              <m:mPr>
+                <m:mcs>
+                  <m:mc>
+                    <m:mcPr>
+                      <m:count m:val="1"/>
+                      <m:mcJc m:val="center"/>
+                    </m:mcPr>
+                  </m:mc>
+                </m:mcs>
+                <m:ctrlPr>
+                  <w:rPr>
+                    <w:rFonts w:ascii="Cambria Math" w:hAnsi="Cambria Math"/>
+                    <w:i/>
+                    <w:lang w:val="en-US"/>
+                  </w:rPr>
+                </m:ctrlPr>
+              </m:mPr>
+              <m:mr>
+                <m:e>
+                  <m:r>
+                    <w:rPr>
+                      <w:rFonts w:ascii="Cambria Math" w:hAnsi="Cambria Math"/>
+                      <w:lang w:val="en-US"/>
+                    </w:rPr>
+                    <m:t>x=2t+5t+1=7t+1</m:t>
+                  </m:r>
+                </m:e>
+              </m:mr>
+              <m:mr>
+                <m:e>
+                  <m:r>
+                    <w:rPr>
+                      <w:rFonts w:ascii="Cambria Math" w:hAnsi="Cambria Math"/>
+                      <w:lang w:val="en-US"/>
+                    </w:rPr>
+                    <m:t>y=3t+1+2t+2=5t+3</m:t>
+                  </m:r>
+                </m:e>
+              </m:mr>
+            </m:m>
+          </m:e>
+        </m:d>
       </m:oMath>
+      <w:r>
+        <w:rPr>
+          <w:rFonts w:eastAsiaTheme="minorEastAsia"/>
+          <w:lang w:val="en-US"/>
+        </w:rPr>
+        <w:t xml:space="preserve"> </w:t>
+      </w:r>
+    </w:p>
+    <w:p>
+      <w:pPr>
+        <w:pStyle w:val="ListParagraph"/>
+        <w:numPr>
+          <w:ilvl w:val="0"/>
+          <w:numId w:val="1"/>
+        </w:numPr>
+        <w:rPr>
+          <w:lang w:val="en-US"/>
+        </w:rPr>
+      </w:pPr>
+      <w:r>
+        <w:rPr>
+          <w:lang w:val="en-US"/>
+        </w:rPr>
+        <w:t>Cách Viết Phương Trình Rẽ Nhánh?</w:t>
+      </w:r>
+    </w:p>
+    <w:p>
+      <w:pPr>
+        <w:pStyle w:val="ListParagraph"/>
+        <w:numPr>
+          <w:ilvl w:val="0"/>
+          <w:numId w:val="2"/>
+        </w:numPr>
+        <w:rPr>
+          <w:lang w:val="en-US"/>
+        </w:rPr>
+      </w:pPr>
+      <w:r>
+        <w:rPr>
+          <w:lang w:val="en-US"/>
+        </w:rPr>
+        <w:t>Giả sử ta có phương trình rẽ nhánh</w:t>
+      </w:r>
+    </w:p>
+    <w:p>
+      <w:pPr>
+        <w:pStyle w:val="ListParagraph"/>
+        <w:pBdr>
+          <w:top w:val="single" w:sz="4" w:space="1" w:color="auto"/>
+          <w:left w:val="single" w:sz="4" w:space="4" w:color="auto"/>
+          <w:bottom w:val="single" w:sz="4" w:space="1" w:color="auto"/>
+          <w:right w:val="single" w:sz="4" w:space="4" w:color="auto"/>
+        </w:pBdr>
+        <w:ind w:left="1080"/>
+        <w:rPr>
+          <w:lang w:val="en-US"/>
+        </w:rPr>
+      </w:pPr>
+      <m:oMath>
+        <m:r>
+          <w:rPr>
+            <w:rFonts w:ascii="Cambria Math" w:hAnsi="Cambria Math"/>
+            <w:lang w:val="en-US"/>
+          </w:rPr>
+          <m:t>y=</m:t>
+        </m:r>
+        <m:d>
+          <m:dPr>
+            <m:begChr m:val="{"/>
+            <m:endChr m:val=""/>
+            <m:ctrlPr>
+              <w:rPr>
+                <w:rFonts w:ascii="Cambria Math" w:hAnsi="Cambria Math"/>
+                <w:i/>
+                <w:lang w:val="en-US"/>
+              </w:rPr>
+            </m:ctrlPr>
+          </m:dPr>
+          <m:e>
+            <m:m>
+              <m:mPr>
+                <m:mcs>
+                  <m:mc>
+                    <m:mcPr>
+                      <m:count m:val="1"/>
+                      <m:mcJc m:val="center"/>
+                    </m:mcPr>
+                  </m:mc>
+                </m:mcs>
+                <m:ctrlPr>
+                  <w:rPr>
+                    <w:rFonts w:ascii="Cambria Math" w:hAnsi="Cambria Math"/>
+                    <w:i/>
+                    <w:lang w:val="en-US"/>
+                  </w:rPr>
+                </m:ctrlPr>
+              </m:mPr>
+              <m:mr>
+                <m:e>
+                  <m:r>
+                    <w:rPr>
+                      <w:rFonts w:ascii="Cambria Math" w:hAnsi="Cambria Math"/>
+                      <w:lang w:val="en-US"/>
+                    </w:rPr>
+                    <m:t>2x,x≤1</m:t>
+                  </m:r>
+                </m:e>
+              </m:mr>
+              <m:mr>
+                <m:e>
+                  <m:r>
+                    <w:rPr>
+                      <w:rFonts w:ascii="Cambria Math" w:hAnsi="Cambria Math"/>
+                      <w:lang w:val="en-US"/>
+                    </w:rPr>
+                    <m:t>x+1,1&lt;x</m:t>
+                  </m:r>
+                  <m:r>
+                    <w:rPr>
+                      <w:rFonts w:ascii="Cambria Math" w:hAnsi="Cambria Math"/>
+                      <w:lang w:val="en-US"/>
+                    </w:rPr>
+                    <m:t>≤</m:t>
+                  </m:r>
+                  <m:r>
+                    <w:rPr>
+                      <w:rFonts w:ascii="Cambria Math" w:hAnsi="Cambria Math"/>
+                      <w:lang w:val="en-US"/>
+                    </w:rPr>
+                    <m:t>4</m:t>
+                  </m:r>
+                </m:e>
+              </m:mr>
+              <m:mr>
+                <m:e>
+                  <m:r>
+                    <w:rPr>
+                      <w:rFonts w:ascii="Cambria Math" w:hAnsi="Cambria Math"/>
+                      <w:lang w:val="en-US"/>
+                    </w:rPr>
+                    <m:t>x,x&gt;4</m:t>
+                  </m:r>
+                </m:e>
+              </m:mr>
+            </m:m>
+          </m:e>
+        </m:d>
+      </m:oMath>
+      <w:r>
+        <w:rPr>
+          <w:rFonts w:eastAsiaTheme="minorEastAsia"/>
+          <w:lang w:val="en-US"/>
+        </w:rPr>
+        <w:t xml:space="preserve"> </w:t>
+      </w:r>
+    </w:p>
+    <w:p>
+      <w:pPr>
+        <w:pStyle w:val="ListParagraph"/>
+        <w:numPr>
+          <w:ilvl w:val="0"/>
+          <w:numId w:val="2"/>
+        </w:numPr>
+        <w:rPr>
+          <w:lang w:val="en-US"/>
+        </w:rPr>
+      </w:pPr>
+      <w:r>
+        <w:rPr>
+          <w:rFonts w:eastAsiaTheme="minorEastAsia"/>
+          <w:lang w:val="en-US"/>
+        </w:rPr>
+        <w:t>Để vẽ đồ thị này, nhập vào ô y chang</w:t>
+      </w:r>
+    </w:p>
+    <w:p>
+      <w:pPr>
+        <w:pStyle w:val="ListParagraph"/>
+        <w:pBdr>
+          <w:top w:val="single" w:sz="4" w:space="1" w:color="auto"/>
+          <w:left w:val="single" w:sz="4" w:space="4" w:color="auto"/>
+          <w:bottom w:val="single" w:sz="4" w:space="1" w:color="auto"/>
+          <w:right w:val="single" w:sz="4" w:space="4" w:color="auto"/>
+        </w:pBdr>
+        <w:ind w:left="1080"/>
+        <w:rPr>
+          <w:lang w:val="en-US"/>
+        </w:rPr>
+      </w:pPr>
+      <m:oMath>
+        <m:d>
+          <m:dPr>
+            <m:begChr m:val="{"/>
+            <m:endChr m:val="}"/>
+            <m:ctrlPr>
+              <w:rPr>
+                <w:rFonts w:ascii="Cambria Math" w:hAnsi="Cambria Math"/>
+                <w:i/>
+                <w:lang w:val="en-US"/>
+              </w:rPr>
+            </m:ctrlPr>
+          </m:dPr>
+          <m:e>
+            <m:r>
+              <w:rPr>
+                <w:rFonts w:ascii="Cambria Math" w:hAnsi="Cambria Math"/>
+                <w:lang w:val="en-US"/>
+              </w:rPr>
+              <m:t>x≤1</m:t>
+            </m:r>
+            <m:r>
+              <w:rPr>
+                <w:rFonts w:ascii="Cambria Math" w:hAnsi="Cambria Math"/>
+                <w:lang w:val="en-US"/>
+              </w:rPr>
+              <m:t>:2x,</m:t>
+            </m:r>
+            <m:r>
+              <w:rPr>
+                <w:rFonts w:ascii="Cambria Math" w:hAnsi="Cambria Math"/>
+                <w:lang w:val="en-US"/>
+              </w:rPr>
+              <m:t>x≤4</m:t>
+            </m:r>
+            <m:r>
+              <w:rPr>
+                <w:rFonts w:ascii="Cambria Math" w:hAnsi="Cambria Math"/>
+                <w:lang w:val="en-US"/>
+              </w:rPr>
+              <m:t>:x+1,x</m:t>
+            </m:r>
+          </m:e>
+        </m:d>
+      </m:oMath>
+      <w:r>
+        <w:rPr>
+          <w:rFonts w:eastAsiaTheme="minorEastAsia"/>
+          <w:lang w:val="en-US"/>
+        </w:rPr>
+        <w:t xml:space="preserve"> </w:t>
+      </w:r>
+    </w:p>
+    <w:p>
+      <w:pPr>
+        <w:pStyle w:val="ListParagraph"/>
+        <w:numPr>
+          <w:ilvl w:val="0"/>
+          <w:numId w:val="2"/>
+        </w:numPr>
+        <w:rPr>
+          <w:lang w:val="en-US"/>
+        </w:rPr>
+      </w:pPr>
+      <w:r>
+        <w:rPr>
+          <w:lang w:val="en-US"/>
+        </w:rPr>
+        <w:t>Ta không cần nhập Full điều kiện, nó tự động xung khắc</w:t>
+      </w:r>
     </w:p>
     <w:p>
       <w:pPr>
@@ -722,8 +1064,6 @@
         </w:rPr>
         <w:t>Giá trị trả về là tổ hợp chập x của n phần tử</w:t>
       </w:r>
-      <w:bookmarkStart w:id="0" w:name="_GoBack"/>
-      <w:bookmarkEnd w:id="0"/>
     </w:p>
     <w:p>
       <w:pPr>
@@ -889,8 +1229,8 @@
 </file>
 
 <file path=word/numbering.xml><?xml version="1.0" encoding="utf-8"?>
-<w:numbering xmlns:wpc="http://schemas.microsoft.com/office/word/2010/wordprocessingCanvas" xmlns:mc="http://schemas.openxmlformats.org/markup-compatibility/2006" xmlns:o="urn:schemas-microsoft-com:office:office" xmlns:r="http://schemas.openxmlformats.org/officeDocument/2006/relationships" xmlns:m="http://schemas.openxmlformats.org/officeDocument/2006/math" xmlns:v="urn:schemas-microsoft-com:vml" xmlns:wp14="http://schemas.microsoft.com/office/word/2010/wordprocessingDrawing" xmlns:wp="http://schemas.openxmlformats.org/drawingml/2006/wordprocessingDrawing" xmlns:w10="urn:schemas-microsoft-com:office:word" xmlns:w="http://schemas.openxmlformats.org/wordprocessingml/2006/main" xmlns:w14="http://schemas.microsoft.com/office/word/2010/wordml" xmlns:wpg="http://schemas.microsoft.com/office/word/2010/wordprocessingGroup" xmlns:wpi="http://schemas.microsoft.com/office/word/2010/wordprocessingInk" xmlns:wne="http://schemas.microsoft.com/office/word/2006/wordml" xmlns:wps="http://schemas.microsoft.com/office/word/2010/wordprocessingShape" mc:Ignorable="w14 wp14">
-  <w:abstractNum w:abstractNumId="0">
+<w:numbering xmlns:wpc="http://schemas.microsoft.com/office/word/2010/wordprocessingCanvas" xmlns:cx="http://schemas.microsoft.com/office/drawing/2014/chartex" xmlns:cx1="http://schemas.microsoft.com/office/drawing/2015/9/8/chartex" xmlns:cx2="http://schemas.microsoft.com/office/drawing/2015/10/21/chartex" xmlns:cx3="http://schemas.microsoft.com/office/drawing/2016/5/9/chartex" xmlns:cx4="http://schemas.microsoft.com/office/drawing/2016/5/10/chartex" xmlns:cx5="http://schemas.microsoft.com/office/drawing/2016/5/11/chartex" xmlns:cx6="http://schemas.microsoft.com/office/drawing/2016/5/12/chartex" xmlns:cx7="http://schemas.microsoft.com/office/drawing/2016/5/13/chartex" xmlns:cx8="http://schemas.microsoft.com/office/drawing/2016/5/14/chartex" xmlns:mc="http://schemas.openxmlformats.org/markup-compatibility/2006" xmlns:aink="http://schemas.microsoft.com/office/drawing/2016/ink" xmlns:am3d="http://schemas.microsoft.com/office/drawing/2017/model3d" xmlns:o="urn:schemas-microsoft-com:office:office" xmlns:oel="http://schemas.microsoft.com/office/2019/extlst" xmlns:r="http://schemas.openxmlformats.org/officeDocument/2006/relationships" xmlns:m="http://schemas.openxmlformats.org/officeDocument/2006/math" xmlns:v="urn:schemas-microsoft-com:vml" xmlns:wp14="http://schemas.microsoft.com/office/word/2010/wordprocessingDrawing" xmlns:wp="http://schemas.openxmlformats.org/drawingml/2006/wordprocessingDrawing" xmlns:w10="urn:schemas-microsoft-com:office:word" xmlns:w="http://schemas.openxmlformats.org/wordprocessingml/2006/main" xmlns:w14="http://schemas.microsoft.com/office/word/2010/wordml" xmlns:w15="http://schemas.microsoft.com/office/word/2012/wordml" xmlns:w16cex="http://schemas.microsoft.com/office/word/2018/wordml/cex" xmlns:w16cid="http://schemas.microsoft.com/office/word/2016/wordml/cid" xmlns:w16="http://schemas.microsoft.com/office/word/2018/wordml" xmlns:w16sdtdh="http://schemas.microsoft.com/office/word/2020/wordml/sdtdatahash" xmlns:w16se="http://schemas.microsoft.com/office/word/2015/wordml/symex" xmlns:wpg="http://schemas.microsoft.com/office/word/2010/wordprocessingGroup" xmlns:wpi="http://schemas.microsoft.com/office/word/2010/wordprocessingInk" xmlns:wne="http://schemas.microsoft.com/office/word/2006/wordml" xmlns:wps="http://schemas.microsoft.com/office/word/2010/wordprocessingShape" mc:Ignorable="w14 w15 w16se w16cid w16 w16cex w16sdtdh wp14">
+  <w:abstractNum w:abstractNumId="0" w15:restartNumberingAfterBreak="0">
     <w:nsid w:val="196A2547"/>
     <w:multiLevelType w:val="hybridMultilevel"/>
     <w:tmpl w:val="FCD87552"/>
@@ -979,7 +1319,7 @@
       </w:pPr>
     </w:lvl>
   </w:abstractNum>
-  <w:abstractNum w:abstractNumId="1">
+  <w:abstractNum w:abstractNumId="1" w15:restartNumberingAfterBreak="0">
     <w:nsid w:val="42D36640"/>
     <w:multiLevelType w:val="hybridMultilevel"/>
     <w:tmpl w:val="EBE2ED4E"/>
@@ -1068,7 +1408,7 @@
       </w:pPr>
     </w:lvl>
   </w:abstractNum>
-  <w:abstractNum w:abstractNumId="2">
+  <w:abstractNum w:abstractNumId="2" w15:restartNumberingAfterBreak="0">
     <w:nsid w:val="7CAF26C1"/>
     <w:multiLevelType w:val="hybridMultilevel"/>
     <w:tmpl w:val="7206C810"/>
@@ -1157,7 +1497,7 @@
       </w:pPr>
     </w:lvl>
   </w:abstractNum>
-  <w:abstractNum w:abstractNumId="3">
+  <w:abstractNum w:abstractNumId="3" w15:restartNumberingAfterBreak="0">
     <w:nsid w:val="7D2C597B"/>
     <w:multiLevelType w:val="hybridMultilevel"/>
     <w:tmpl w:val="78688EC8"/>
@@ -1270,23 +1610,23 @@
       </w:rPr>
     </w:lvl>
   </w:abstractNum>
-  <w:num w:numId="1">
+  <w:num w:numId="1" w16cid:durableId="144398349">
     <w:abstractNumId w:val="2"/>
   </w:num>
-  <w:num w:numId="2">
+  <w:num w:numId="2" w16cid:durableId="677468937">
     <w:abstractNumId w:val="3"/>
   </w:num>
-  <w:num w:numId="3">
+  <w:num w:numId="3" w16cid:durableId="2014723760">
     <w:abstractNumId w:val="0"/>
   </w:num>
-  <w:num w:numId="4">
+  <w:num w:numId="4" w16cid:durableId="1590396">
     <w:abstractNumId w:val="1"/>
   </w:num>
 </w:numbering>
 </file>
 
 <file path=word/styles.xml><?xml version="1.0" encoding="utf-8"?>
-<w:styles xmlns:mc="http://schemas.openxmlformats.org/markup-compatibility/2006" xmlns:r="http://schemas.openxmlformats.org/officeDocument/2006/relationships" xmlns:w="http://schemas.openxmlformats.org/wordprocessingml/2006/main" xmlns:w14="http://schemas.microsoft.com/office/word/2010/wordml" mc:Ignorable="w14">
+<w:styles xmlns:mc="http://schemas.openxmlformats.org/markup-compatibility/2006" xmlns:r="http://schemas.openxmlformats.org/officeDocument/2006/relationships" xmlns:w="http://schemas.openxmlformats.org/wordprocessingml/2006/main" xmlns:w14="http://schemas.microsoft.com/office/word/2010/wordml" xmlns:w15="http://schemas.microsoft.com/office/word/2012/wordml" xmlns:w16cex="http://schemas.microsoft.com/office/word/2018/wordml/cex" xmlns:w16cid="http://schemas.microsoft.com/office/word/2016/wordml/cid" xmlns:w16="http://schemas.microsoft.com/office/word/2018/wordml" xmlns:w16sdtdh="http://schemas.microsoft.com/office/word/2020/wordml/sdtdatahash" xmlns:w16se="http://schemas.microsoft.com/office/word/2015/wordml/symex" mc:Ignorable="w14 w15 w16se w16cid w16 w16cex w16sdtdh">
   <w:docDefaults>
     <w:rPrDefault>
       <w:rPr>
@@ -1302,385 +1642,383 @@
       </w:pPr>
     </w:pPrDefault>
   </w:docDefaults>
-  <w:latentStyles w:defLockedState="0" w:defUIPriority="99" w:defSemiHidden="1" w:defUnhideWhenUsed="1" w:defQFormat="0" w:count="267">
-    <w:lsdException w:name="Normal" w:semiHidden="0" w:uiPriority="0" w:unhideWhenUsed="0" w:qFormat="1"/>
-    <w:lsdException w:name="heading 1" w:semiHidden="0" w:uiPriority="9" w:unhideWhenUsed="0" w:qFormat="1"/>
-    <w:lsdException w:name="heading 2" w:uiPriority="9" w:qFormat="1"/>
-    <w:lsdException w:name="heading 3" w:uiPriority="9" w:qFormat="1"/>
-    <w:lsdException w:name="heading 4" w:uiPriority="9" w:qFormat="1"/>
-    <w:lsdException w:name="heading 5" w:uiPriority="9" w:qFormat="1"/>
-    <w:lsdException w:name="heading 6" w:uiPriority="9" w:qFormat="1"/>
-    <w:lsdException w:name="heading 7" w:uiPriority="9" w:qFormat="1"/>
-    <w:lsdException w:name="heading 8" w:uiPriority="9" w:qFormat="1"/>
-    <w:lsdException w:name="heading 9" w:uiPriority="9" w:qFormat="1"/>
-    <w:lsdException w:name="toc 1" w:uiPriority="39"/>
-    <w:lsdException w:name="toc 2" w:uiPriority="39"/>
-    <w:lsdException w:name="toc 3" w:uiPriority="39"/>
-    <w:lsdException w:name="toc 4" w:uiPriority="39"/>
-    <w:lsdException w:name="toc 5" w:uiPriority="39"/>
-    <w:lsdException w:name="toc 6" w:uiPriority="39"/>
-    <w:lsdException w:name="toc 7" w:uiPriority="39"/>
-    <w:lsdException w:name="toc 8" w:uiPriority="39"/>
-    <w:lsdException w:name="toc 9" w:uiPriority="39"/>
-    <w:lsdException w:name="caption" w:uiPriority="35" w:qFormat="1"/>
-    <w:lsdException w:name="Title" w:semiHidden="0" w:uiPriority="10" w:unhideWhenUsed="0" w:qFormat="1"/>
-    <w:lsdException w:name="Default Paragraph Font" w:uiPriority="1"/>
-    <w:lsdException w:name="Subtitle" w:semiHidden="0" w:uiPriority="11" w:unhideWhenUsed="0" w:qFormat="1"/>
-    <w:lsdException w:name="Strong" w:semiHidden="0" w:uiPriority="22" w:unhideWhenUsed="0" w:qFormat="1"/>
-    <w:lsdException w:name="Emphasis" w:semiHidden="0" w:uiPriority="20" w:unhideWhenUsed="0" w:qFormat="1"/>
-    <w:lsdException w:name="Table Grid" w:semiHidden="0" w:uiPriority="59" w:unhideWhenUsed="0"/>
-    <w:lsdException w:name="Placeholder Text" w:unhideWhenUsed="0"/>
-    <w:lsdException w:name="No Spacing" w:semiHidden="0" w:uiPriority="1" w:unhideWhenUsed="0" w:qFormat="1"/>
-    <w:lsdException w:name="Light Shading" w:semiHidden="0" w:uiPriority="60" w:unhideWhenUsed="0"/>
-    <w:lsdException w:name="Light List" w:semiHidden="0" w:uiPriority="61" w:unhideWhenUsed="0"/>
-    <w:lsdException w:name="Light Grid" w:semiHidden="0" w:uiPriority="62" w:unhideWhenUsed="0"/>
-    <w:lsdException w:name="Medium Shading 1" w:semiHidden="0" w:uiPriority="63" w:unhideWhenUsed="0"/>
-    <w:lsdException w:name="Medium Shading 2" w:semiHidden="0" w:uiPriority="64" w:unhideWhenUsed="0"/>
-    <w:lsdException w:name="Medium List 1" w:semiHidden="0" w:uiPriority="65" w:unhideWhenUsed="0"/>
-    <w:lsdException w:name="Medium List 2" w:semiHidden="0" w:uiPriority="66" w:unhideWhenUsed="0"/>
-    <w:lsdException w:name="Medium Grid 1" w:semiHidden="0" w:uiPriority="67" w:unhideWhenUsed="0"/>
-    <w:lsdException w:name="Medium Grid 2" w:semiHidden="0" w:uiPriority="68" w:unhideWhenUsed="0"/>
-    <w:lsdException w:name="Medium Grid 3" w:semiHidden="0" w:uiPriority="69" w:unhideWhenUsed="0"/>
-    <w:lsdException w:name="Dark List" w:semiHidden="0" w:uiPriority="70" w:unhideWhenUsed="0"/>
-    <w:lsdException w:name="Colorful Shading" w:semiHidden="0" w:uiPriority="71" w:unhideWhenUsed="0"/>
-    <w:lsdException w:name="Colorful List" w:semiHidden="0" w:uiPriority="72" w:unhideWhenUsed="0"/>
-    <w:lsdException w:name="Colorful Grid" w:semiHidden="0" w:uiPriority="73" w:unhideWhenUsed="0"/>
-    <w:lsdException w:name="Light Shading Accent 1" w:semiHidden="0" w:uiPriority="60" w:unhideWhenUsed="0"/>
-    <w:lsdException w:name="Light List Accent 1" w:semiHidden="0" w:uiPriority="61" w:unhideWhenUsed="0"/>
-    <w:lsdException w:name="Light Grid Accent 1" w:semiHidden="0" w:uiPriority="62" w:unhideWhenUsed="0"/>
-    <w:lsdException w:name="Medium Shading 1 Accent 1" w:semiHidden="0" w:uiPriority="63" w:unhideWhenUsed="0"/>
-    <w:lsdException w:name="Medium Shading 2 Accent 1" w:semiHidden="0" w:uiPriority="64" w:unhideWhenUsed="0"/>
-    <w:lsdException w:name="Medium List 1 Accent 1" w:semiHidden="0" w:uiPriority="65" w:unhideWhenUsed="0"/>
-    <w:lsdException w:name="Revision" w:unhideWhenUsed="0"/>
-    <w:lsdException w:name="List Paragraph" w:semiHidden="0" w:uiPriority="34" w:unhideWhenUsed="0" w:qFormat="1"/>
-    <w:lsdException w:name="Quote" w:semiHidden="0" w:uiPriority="29" w:unhideWhenUsed="0" w:qFormat="1"/>
-    <w:lsdException w:name="Intense Quote" w:semiHidden="0" w:uiPriority="30" w:unhideWhenUsed="0" w:qFormat="1"/>
-    <w:lsdException w:name="Medium List 2 Accent 1" w:semiHidden="0" w:uiPriority="66" w:unhideWhenUsed="0"/>
-    <w:lsdException w:name="Medium Grid 1 Accent 1" w:semiHidden="0" w:uiPriority="67" w:unhideWhenUsed="0"/>
-    <w:lsdException w:name="Medium Grid 2 Accent 1" w:semiHidden="0" w:uiPriority="68" w:unhideWhenUsed="0"/>
-    <w:lsdException w:name="Medium Grid 3 Accent 1" w:semiHidden="0" w:uiPriority="69" w:unhideWhenUsed="0"/>
-    <w:lsdException w:name="Dark List Accent 1" w:semiHidden="0" w:uiPriority="70" w:unhideWhenUsed="0"/>
-    <w:lsdException w:name="Colorful Shading Accent 1" w:semiHidden="0" w:uiPriority="71" w:unhideWhenUsed="0"/>
-    <w:lsdException w:name="Colorful List Accent 1" w:semiHidden="0" w:uiPriority="72" w:unhideWhenUsed="0"/>
-    <w:lsdException w:name="Colorful Grid Accent 1" w:semiHidden="0" w:uiPriority="73" w:unhideWhenUsed="0"/>
-    <w:lsdException w:name="Light Shading Accent 2" w:semiHidden="0" w:uiPriority="60" w:unhideWhenUsed="0"/>
-    <w:lsdException w:name="Light List Accent 2" w:semiHidden="0" w:uiPriority="61" w:unhideWhenUsed="0"/>
-    <w:lsdException w:name="Light Grid Accent 2" w:semiHidden="0" w:uiPriority="62" w:unhideWhenUsed="0"/>
-    <w:lsdException w:name="Medium Shading 1 Accent 2" w:semiHidden="0" w:uiPriority="63" w:unhideWhenUsed="0"/>
-    <w:lsdException w:name="Medium Shading 2 Accent 2" w:semiHidden="0" w:uiPriority="64" w:unhideWhenUsed="0"/>
-    <w:lsdException w:name="Medium List 1 Accent 2" w:semiHidden="0" w:uiPriority="65" w:unhideWhenUsed="0"/>
-    <w:lsdException w:name="Medium List 2 Accent 2" w:semiHidden="0" w:uiPriority="66" w:unhideWhenUsed="0"/>
-    <w:lsdException w:name="Medium Grid 1 Accent 2" w:semiHidden="0" w:uiPriority="67" w:unhideWhenUsed="0"/>
-    <w:lsdException w:name="Medium Grid 2 Accent 2" w:semiHidden="0" w:uiPriority="68" w:unhideWhenUsed="0"/>
-    <w:lsdException w:name="Medium Grid 3 Accent 2" w:semiHidden="0" w:uiPriority="69" w:unhideWhenUsed="0"/>
-    <w:lsdException w:name="Dark List Accent 2" w:semiHidden="0" w:uiPriority="70" w:unhideWhenUsed="0"/>
-    <w:lsdException w:name="Colorful Shading Accent 2" w:semiHidden="0" w:uiPriority="71" w:unhideWhenUsed="0"/>
-    <w:lsdException w:name="Colorful List Accent 2" w:semiHidden="0" w:uiPriority="72" w:unhideWhenUsed="0"/>
-    <w:lsdException w:name="Colorful Grid Accent 2" w:semiHidden="0" w:uiPriority="73" w:unhideWhenUsed="0"/>
-    <w:lsdException w:name="Light Shading Accent 3" w:semiHidden="0" w:uiPriority="60" w:unhideWhenUsed="0"/>
-    <w:lsdException w:name="Light List Accent 3" w:semiHidden="0" w:uiPriority="61" w:unhideWhenUsed="0"/>
-    <w:lsdException w:name="Light Grid Accent 3" w:semiHidden="0" w:uiPriority="62" w:unhideWhenUsed="0"/>
-    <w:lsdException w:name="Medium Shading 1 Accent 3" w:semiHidden="0" w:uiPriority="63" w:unhideWhenUsed="0"/>
-    <w:lsdException w:name="Medium Shading 2 Accent 3" w:semiHidden="0" w:uiPriority="64" w:unhideWhenUsed="0"/>
-    <w:lsdException w:name="Medium List 1 Accent 3" w:semiHidden="0" w:uiPriority="65" w:unhideWhenUsed="0"/>
-    <w:lsdException w:name="Medium List 2 Accent 3" w:semiHidden="0" w:uiPriority="66" w:unhideWhenUsed="0"/>
-    <w:lsdException w:name="Medium Grid 1 Accent 3" w:semiHidden="0" w:uiPriority="67" w:unhideWhenUsed="0"/>
-    <w:lsdException w:name="Medium Grid 2 Accent 3" w:semiHidden="0" w:uiPriority="68" w:unhideWhenUsed="0"/>
-    <w:lsdException w:name="Medium Grid 3 Accent 3" w:semiHidden="0" w:uiPriority="69" w:unhideWhenUsed="0"/>
-    <w:lsdException w:name="Dark List Accent 3" w:semiHidden="0" w:uiPriority="70" w:unhideWhenUsed="0"/>
-    <w:lsdException w:name="Colorful Shading Accent 3" w:semiHidden="0" w:uiPriority="71" w:unhideWhenUsed="0"/>
-    <w:lsdException w:name="Colorful List Accent 3" w:semiHidden="0" w:uiPriority="72" w:unhideWhenUsed="0"/>
-    <w:lsdException w:name="Colorful Grid Accent 3" w:semiHidden="0" w:uiPriority="73" w:unhideWhenUsed="0"/>
-    <w:lsdException w:name="Light Shading Accent 4" w:semiHidden="0" w:uiPriority="60" w:unhideWhenUsed="0"/>
-    <w:lsdException w:name="Light List Accent 4" w:semiHidden="0" w:uiPriority="61" w:unhideWhenUsed="0"/>
-    <w:lsdException w:name="Light Grid Accent 4" w:semiHidden="0" w:uiPriority="62" w:unhideWhenUsed="0"/>
-    <w:lsdException w:name="Medium Shading 1 Accent 4" w:semiHidden="0" w:uiPriority="63" w:unhideWhenUsed="0"/>
-    <w:lsdException w:name="Medium Shading 2 Accent 4" w:semiHidden="0" w:uiPriority="64" w:unhideWhenUsed="0"/>
-    <w:lsdException w:name="Medium List 1 Accent 4" w:semiHidden="0" w:uiPriority="65" w:unhideWhenUsed="0"/>
-    <w:lsdException w:name="Medium List 2 Accent 4" w:semiHidden="0" w:uiPriority="66" w:unhideWhenUsed="0"/>
-    <w:lsdException w:name="Medium Grid 1 Accent 4" w:semiHidden="0" w:uiPriority="67" w:unhideWhenUsed="0"/>
-    <w:lsdException w:name="Medium Grid 2 Accent 4" w:semiHidden="0" w:uiPriority="68" w:unhideWhenUsed="0"/>
-    <w:lsdException w:name="Medium Grid 3 Accent 4" w:semiHidden="0" w:uiPriority="69" w:unhideWhenUsed="0"/>
-    <w:lsdException w:name="Dark List Accent 4" w:semiHidden="0" w:uiPriority="70" w:unhideWhenUsed="0"/>
-    <w:lsdException w:name="Colorful Shading Accent 4" w:semiHidden="0" w:uiPriority="71" w:unhideWhenUsed="0"/>
-    <w:lsdException w:name="Colorful List Accent 4" w:semiHidden="0" w:uiPriority="72" w:unhideWhenUsed="0"/>
-    <w:lsdException w:name="Colorful Grid Accent 4" w:semiHidden="0" w:uiPriority="73" w:unhideWhenUsed="0"/>
-    <w:lsdException w:name="Light Shading Accent 5" w:semiHidden="0" w:uiPriority="60" w:unhideWhenUsed="0"/>
-    <w:lsdException w:name="Light List Accent 5" w:semiHidden="0" w:uiPriority="61" w:unhideWhenUsed="0"/>
-    <w:lsdException w:name="Light Grid Accent 5" w:semiHidden="0" w:uiPriority="62" w:unhideWhenUsed="0"/>
-    <w:lsdException w:name="Medium Shading 1 Accent 5" w:semiHidden="0" w:uiPriority="63" w:unhideWhenUsed="0"/>
-    <w:lsdException w:name="Medium Shading 2 Accent 5" w:semiHidden="0" w:uiPriority="64" w:unhideWhenUsed="0"/>
-    <w:lsdException w:name="Medium List 1 Accent 5" w:semiHidden="0" w:uiPriority="65" w:unhideWhenUsed="0"/>
-    <w:lsdException w:name="Medium List 2 Accent 5" w:semiHidden="0" w:uiPriority="66" w:unhideWhenUsed="0"/>
-    <w:lsdException w:name="Medium Grid 1 Accent 5" w:semiHidden="0" w:uiPriority="67" w:unhideWhenUsed="0"/>
-    <w:lsdException w:name="Medium Grid 2 Accent 5" w:semiHidden="0" w:uiPriority="68" w:unhideWhenUsed="0"/>
-    <w:lsdException w:name="Medium Grid 3 Accent 5" w:semiHidden="0" w:uiPriority="69" w:unhideWhenUsed="0"/>
-    <w:lsdException w:name="Dark List Accent 5" w:semiHidden="0" w:uiPriority="70" w:unhideWhenUsed="0"/>
-    <w:lsdException w:name="Colorful Shading Accent 5" w:semiHidden="0" w:uiPriority="71" w:unhideWhenUsed="0"/>
-    <w:lsdException w:name="Colorful List Accent 5" w:semiHidden="0" w:uiPriority="72" w:unhideWhenUsed="0"/>
-    <w:lsdException w:name="Colorful Grid Accent 5" w:semiHidden="0" w:uiPriority="73" w:unhideWhenUsed="0"/>
-    <w:lsdException w:name="Light Shading Accent 6" w:semiHidden="0" w:uiPriority="60" w:unhideWhenUsed="0"/>
-    <w:lsdException w:name="Light List Accent 6" w:semiHidden="0" w:uiPriority="61" w:unhideWhenUsed="0"/>
-    <w:lsdException w:name="Light Grid Accent 6" w:semiHidden="0" w:uiPriority="62" w:unhideWhenUsed="0"/>
-    <w:lsdException w:name="Medium Shading 1 Accent 6" w:semiHidden="0" w:uiPriority="63" w:unhideWhenUsed="0"/>
-    <w:lsdException w:name="Medium Shading 2 Accent 6" w:semiHidden="0" w:uiPriority="64" w:unhideWhenUsed="0"/>
-    <w:lsdException w:name="Medium List 1 Accent 6" w:semiHidden="0" w:uiPriority="65" w:unhideWhenUsed="0"/>
-    <w:lsdException w:name="Medium List 2 Accent 6" w:semiHidden="0" w:uiPriority="66" w:unhideWhenUsed="0"/>
-    <w:lsdException w:name="Medium Grid 1 Accent 6" w:semiHidden="0" w:uiPriority="67" w:unhideWhenUsed="0"/>
-    <w:lsdException w:name="Medium Grid 2 Accent 6" w:semiHidden="0" w:uiPriority="68" w:unhideWhenUsed="0"/>
-    <w:lsdException w:name="Medium Grid 3 Accent 6" w:semiHidden="0" w:uiPriority="69" w:unhideWhenUsed="0"/>
-    <w:lsdException w:name="Dark List Accent 6" w:semiHidden="0" w:uiPriority="70" w:unhideWhenUsed="0"/>
-    <w:lsdException w:name="Colorful Shading Accent 6" w:semiHidden="0" w:uiPriority="71" w:unhideWhenUsed="0"/>
-    <w:lsdException w:name="Colorful List Accent 6" w:semiHidden="0" w:uiPriority="72" w:unhideWhenUsed="0"/>
-    <w:lsdException w:name="Colorful Grid Accent 6" w:semiHidden="0" w:uiPriority="73" w:unhideWhenUsed="0"/>
-    <w:lsdException w:name="Subtle Emphasis" w:semiHidden="0" w:uiPriority="19" w:unhideWhenUsed="0" w:qFormat="1"/>
-    <w:lsdException w:name="Intense Emphasis" w:semiHidden="0" w:uiPriority="21" w:unhideWhenUsed="0" w:qFormat="1"/>
-    <w:lsdException w:name="Subtle Reference" w:semiHidden="0" w:uiPriority="31" w:unhideWhenUsed="0" w:qFormat="1"/>
-    <w:lsdException w:name="Intense Reference" w:semiHidden="0" w:uiPriority="32" w:unhideWhenUsed="0" w:qFormat="1"/>
-    <w:lsdException w:name="Book Title" w:semiHidden="0" w:uiPriority="33" w:unhideWhenUsed="0" w:qFormat="1"/>
-    <w:lsdException w:name="Bibliography" w:uiPriority="37"/>
-    <w:lsdException w:name="TOC Heading" w:uiPriority="39" w:qFormat="1"/>
-  </w:latentStyles>
-  <w:style w:type="paragraph" w:default="1" w:styleId="Normal">
-    <w:name w:val="Normal"/>
-    <w:qFormat/>
-  </w:style>
-  <w:style w:type="character" w:default="1" w:styleId="DefaultParagraphFont">
-    <w:name w:val="Default Paragraph Font"/>
-    <w:uiPriority w:val="1"/>
-    <w:semiHidden/>
-    <w:unhideWhenUsed/>
-  </w:style>
-  <w:style w:type="table" w:default="1" w:styleId="TableNormal">
-    <w:name w:val="Normal Table"/>
-    <w:uiPriority w:val="99"/>
-    <w:semiHidden/>
-    <w:unhideWhenUsed/>
-    <w:tblPr>
-      <w:tblInd w:w="0" w:type="dxa"/>
-      <w:tblCellMar>
-        <w:top w:w="0" w:type="dxa"/>
-        <w:left w:w="108" w:type="dxa"/>
-        <w:bottom w:w="0" w:type="dxa"/>
-        <w:right w:w="108" w:type="dxa"/>
-      </w:tblCellMar>
-    </w:tblPr>
-  </w:style>
-  <w:style w:type="numbering" w:default="1" w:styleId="NoList">
-    <w:name w:val="No List"/>
-    <w:uiPriority w:val="99"/>
-    <w:semiHidden/>
-    <w:unhideWhenUsed/>
-  </w:style>
-  <w:style w:type="paragraph" w:styleId="ListParagraph">
-    <w:name w:val="List Paragraph"/>
-    <w:basedOn w:val="Normal"/>
-    <w:uiPriority w:val="34"/>
-    <w:qFormat/>
-    <w:rsid w:val="005446CA"/>
-    <w:pPr>
-      <w:ind w:left="720"/>
-      <w:contextualSpacing/>
-    </w:pPr>
-  </w:style>
-  <w:style w:type="character" w:styleId="PlaceholderText">
-    <w:name w:val="Placeholder Text"/>
-    <w:basedOn w:val="DefaultParagraphFont"/>
-    <w:uiPriority w:val="99"/>
-    <w:semiHidden/>
-    <w:rsid w:val="005446CA"/>
-    <w:rPr>
-      <w:color w:val="808080"/>
-    </w:rPr>
-  </w:style>
-  <w:style w:type="paragraph" w:styleId="BalloonText">
-    <w:name w:val="Balloon Text"/>
-    <w:basedOn w:val="Normal"/>
-    <w:link w:val="BalloonTextChar"/>
-    <w:uiPriority w:val="99"/>
-    <w:semiHidden/>
-    <w:unhideWhenUsed/>
-    <w:rsid w:val="005446CA"/>
-    <w:pPr>
-      <w:spacing w:after="0" w:line="240" w:lineRule="auto"/>
-    </w:pPr>
-    <w:rPr>
-      <w:rFonts w:ascii="Tahoma" w:hAnsi="Tahoma" w:cs="Tahoma"/>
-      <w:sz w:val="16"/>
-      <w:szCs w:val="16"/>
-    </w:rPr>
-  </w:style>
-  <w:style w:type="character" w:customStyle="1" w:styleId="BalloonTextChar">
-    <w:name w:val="Balloon Text Char"/>
-    <w:basedOn w:val="DefaultParagraphFont"/>
-    <w:link w:val="BalloonText"/>
-    <w:uiPriority w:val="99"/>
-    <w:semiHidden/>
-    <w:rsid w:val="005446CA"/>
-    <w:rPr>
-      <w:rFonts w:ascii="Tahoma" w:hAnsi="Tahoma" w:cs="Tahoma"/>
-      <w:sz w:val="16"/>
-      <w:szCs w:val="16"/>
-    </w:rPr>
-  </w:style>
-</w:styles>
-</file>
-
-<file path=word/stylesWithEffects.xml><?xml version="1.0" encoding="utf-8"?>
-<w:styles xmlns:wpc="http://schemas.microsoft.com/office/word/2010/wordprocessingCanvas" xmlns:mc="http://schemas.openxmlformats.org/markup-compatibility/2006" xmlns:o="urn:schemas-microsoft-com:office:office" xmlns:r="http://schemas.openxmlformats.org/officeDocument/2006/relationships" xmlns:m="http://schemas.openxmlformats.org/officeDocument/2006/math" xmlns:v="urn:schemas-microsoft-com:vml" xmlns:wp14="http://schemas.microsoft.com/office/word/2010/wordprocessingDrawing" xmlns:wp="http://schemas.openxmlformats.org/drawingml/2006/wordprocessingDrawing" xmlns:w10="urn:schemas-microsoft-com:office:word" xmlns:w="http://schemas.openxmlformats.org/wordprocessingml/2006/main" xmlns:w14="http://schemas.microsoft.com/office/word/2010/wordml" xmlns:wpg="http://schemas.microsoft.com/office/word/2010/wordprocessingGroup" xmlns:wpi="http://schemas.microsoft.com/office/word/2010/wordprocessingInk" xmlns:wne="http://schemas.microsoft.com/office/word/2006/wordml" xmlns:wps="http://schemas.microsoft.com/office/word/2010/wordprocessingShape" mc:Ignorable="w14 wp14">
-  <w:docDefaults>
-    <w:rPrDefault>
-      <w:rPr>
-        <w:rFonts w:asciiTheme="minorHAnsi" w:eastAsiaTheme="minorHAnsi" w:hAnsiTheme="minorHAnsi" w:cstheme="minorBidi"/>
-        <w:sz w:val="22"/>
-        <w:szCs w:val="22"/>
-        <w:lang w:val="vi-VN" w:eastAsia="en-US" w:bidi="ar-SA"/>
-      </w:rPr>
-    </w:rPrDefault>
-    <w:pPrDefault>
-      <w:pPr>
-        <w:spacing w:after="200" w:line="276" w:lineRule="auto"/>
-      </w:pPr>
-    </w:pPrDefault>
-  </w:docDefaults>
-  <w:latentStyles w:defLockedState="0" w:defUIPriority="99" w:defSemiHidden="1" w:defUnhideWhenUsed="1" w:defQFormat="0" w:count="267">
-    <w:lsdException w:name="Normal" w:semiHidden="0" w:uiPriority="0" w:unhideWhenUsed="0" w:qFormat="1"/>
-    <w:lsdException w:name="heading 1" w:semiHidden="0" w:uiPriority="9" w:unhideWhenUsed="0" w:qFormat="1"/>
-    <w:lsdException w:name="heading 2" w:uiPriority="9" w:qFormat="1"/>
-    <w:lsdException w:name="heading 3" w:uiPriority="9" w:qFormat="1"/>
-    <w:lsdException w:name="heading 4" w:uiPriority="9" w:qFormat="1"/>
-    <w:lsdException w:name="heading 5" w:uiPriority="9" w:qFormat="1"/>
-    <w:lsdException w:name="heading 6" w:uiPriority="9" w:qFormat="1"/>
-    <w:lsdException w:name="heading 7" w:uiPriority="9" w:qFormat="1"/>
-    <w:lsdException w:name="heading 8" w:uiPriority="9" w:qFormat="1"/>
-    <w:lsdException w:name="heading 9" w:uiPriority="9" w:qFormat="1"/>
-    <w:lsdException w:name="toc 1" w:uiPriority="39"/>
-    <w:lsdException w:name="toc 2" w:uiPriority="39"/>
-    <w:lsdException w:name="toc 3" w:uiPriority="39"/>
-    <w:lsdException w:name="toc 4" w:uiPriority="39"/>
-    <w:lsdException w:name="toc 5" w:uiPriority="39"/>
-    <w:lsdException w:name="toc 6" w:uiPriority="39"/>
-    <w:lsdException w:name="toc 7" w:uiPriority="39"/>
-    <w:lsdException w:name="toc 8" w:uiPriority="39"/>
-    <w:lsdException w:name="toc 9" w:uiPriority="39"/>
-    <w:lsdException w:name="caption" w:uiPriority="35" w:qFormat="1"/>
-    <w:lsdException w:name="Title" w:semiHidden="0" w:uiPriority="10" w:unhideWhenUsed="0" w:qFormat="1"/>
-    <w:lsdException w:name="Default Paragraph Font" w:uiPriority="1"/>
-    <w:lsdException w:name="Subtitle" w:semiHidden="0" w:uiPriority="11" w:unhideWhenUsed="0" w:qFormat="1"/>
-    <w:lsdException w:name="Strong" w:semiHidden="0" w:uiPriority="22" w:unhideWhenUsed="0" w:qFormat="1"/>
-    <w:lsdException w:name="Emphasis" w:semiHidden="0" w:uiPriority="20" w:unhideWhenUsed="0" w:qFormat="1"/>
-    <w:lsdException w:name="Table Grid" w:semiHidden="0" w:uiPriority="59" w:unhideWhenUsed="0"/>
-    <w:lsdException w:name="Placeholder Text" w:unhideWhenUsed="0"/>
-    <w:lsdException w:name="No Spacing" w:semiHidden="0" w:uiPriority="1" w:unhideWhenUsed="0" w:qFormat="1"/>
-    <w:lsdException w:name="Light Shading" w:semiHidden="0" w:uiPriority="60" w:unhideWhenUsed="0"/>
-    <w:lsdException w:name="Light List" w:semiHidden="0" w:uiPriority="61" w:unhideWhenUsed="0"/>
-    <w:lsdException w:name="Light Grid" w:semiHidden="0" w:uiPriority="62" w:unhideWhenUsed="0"/>
-    <w:lsdException w:name="Medium Shading 1" w:semiHidden="0" w:uiPriority="63" w:unhideWhenUsed="0"/>
-    <w:lsdException w:name="Medium Shading 2" w:semiHidden="0" w:uiPriority="64" w:unhideWhenUsed="0"/>
-    <w:lsdException w:name="Medium List 1" w:semiHidden="0" w:uiPriority="65" w:unhideWhenUsed="0"/>
-    <w:lsdException w:name="Medium List 2" w:semiHidden="0" w:uiPriority="66" w:unhideWhenUsed="0"/>
-    <w:lsdException w:name="Medium Grid 1" w:semiHidden="0" w:uiPriority="67" w:unhideWhenUsed="0"/>
-    <w:lsdException w:name="Medium Grid 2" w:semiHidden="0" w:uiPriority="68" w:unhideWhenUsed="0"/>
-    <w:lsdException w:name="Medium Grid 3" w:semiHidden="0" w:uiPriority="69" w:unhideWhenUsed="0"/>
-    <w:lsdException w:name="Dark List" w:semiHidden="0" w:uiPriority="70" w:unhideWhenUsed="0"/>
-    <w:lsdException w:name="Colorful Shading" w:semiHidden="0" w:uiPriority="71" w:unhideWhenUsed="0"/>
-    <w:lsdException w:name="Colorful List" w:semiHidden="0" w:uiPriority="72" w:unhideWhenUsed="0"/>
-    <w:lsdException w:name="Colorful Grid" w:semiHidden="0" w:uiPriority="73" w:unhideWhenUsed="0"/>
-    <w:lsdException w:name="Light Shading Accent 1" w:semiHidden="0" w:uiPriority="60" w:unhideWhenUsed="0"/>
-    <w:lsdException w:name="Light List Accent 1" w:semiHidden="0" w:uiPriority="61" w:unhideWhenUsed="0"/>
-    <w:lsdException w:name="Light Grid Accent 1" w:semiHidden="0" w:uiPriority="62" w:unhideWhenUsed="0"/>
-    <w:lsdException w:name="Medium Shading 1 Accent 1" w:semiHidden="0" w:uiPriority="63" w:unhideWhenUsed="0"/>
-    <w:lsdException w:name="Medium Shading 2 Accent 1" w:semiHidden="0" w:uiPriority="64" w:unhideWhenUsed="0"/>
-    <w:lsdException w:name="Medium List 1 Accent 1" w:semiHidden="0" w:uiPriority="65" w:unhideWhenUsed="0"/>
-    <w:lsdException w:name="Revision" w:unhideWhenUsed="0"/>
-    <w:lsdException w:name="List Paragraph" w:semiHidden="0" w:uiPriority="34" w:unhideWhenUsed="0" w:qFormat="1"/>
-    <w:lsdException w:name="Quote" w:semiHidden="0" w:uiPriority="29" w:unhideWhenUsed="0" w:qFormat="1"/>
-    <w:lsdException w:name="Intense Quote" w:semiHidden="0" w:uiPriority="30" w:unhideWhenUsed="0" w:qFormat="1"/>
-    <w:lsdException w:name="Medium List 2 Accent 1" w:semiHidden="0" w:uiPriority="66" w:unhideWhenUsed="0"/>
-    <w:lsdException w:name="Medium Grid 1 Accent 1" w:semiHidden="0" w:uiPriority="67" w:unhideWhenUsed="0"/>
-    <w:lsdException w:name="Medium Grid 2 Accent 1" w:semiHidden="0" w:uiPriority="68" w:unhideWhenUsed="0"/>
-    <w:lsdException w:name="Medium Grid 3 Accent 1" w:semiHidden="0" w:uiPriority="69" w:unhideWhenUsed="0"/>
-    <w:lsdException w:name="Dark List Accent 1" w:semiHidden="0" w:uiPriority="70" w:unhideWhenUsed="0"/>
-    <w:lsdException w:name="Colorful Shading Accent 1" w:semiHidden="0" w:uiPriority="71" w:unhideWhenUsed="0"/>
-    <w:lsdException w:name="Colorful List Accent 1" w:semiHidden="0" w:uiPriority="72" w:unhideWhenUsed="0"/>
-    <w:lsdException w:name="Colorful Grid Accent 1" w:semiHidden="0" w:uiPriority="73" w:unhideWhenUsed="0"/>
-    <w:lsdException w:name="Light Shading Accent 2" w:semiHidden="0" w:uiPriority="60" w:unhideWhenUsed="0"/>
-    <w:lsdException w:name="Light List Accent 2" w:semiHidden="0" w:uiPriority="61" w:unhideWhenUsed="0"/>
-    <w:lsdException w:name="Light Grid Accent 2" w:semiHidden="0" w:uiPriority="62" w:unhideWhenUsed="0"/>
-    <w:lsdException w:name="Medium Shading 1 Accent 2" w:semiHidden="0" w:uiPriority="63" w:unhideWhenUsed="0"/>
-    <w:lsdException w:name="Medium Shading 2 Accent 2" w:semiHidden="0" w:uiPriority="64" w:unhideWhenUsed="0"/>
-    <w:lsdException w:name="Medium List 1 Accent 2" w:semiHidden="0" w:uiPriority="65" w:unhideWhenUsed="0"/>
-    <w:lsdException w:name="Medium List 2 Accent 2" w:semiHidden="0" w:uiPriority="66" w:unhideWhenUsed="0"/>
-    <w:lsdException w:name="Medium Grid 1 Accent 2" w:semiHidden="0" w:uiPriority="67" w:unhideWhenUsed="0"/>
-    <w:lsdException w:name="Medium Grid 2 Accent 2" w:semiHidden="0" w:uiPriority="68" w:unhideWhenUsed="0"/>
-    <w:lsdException w:name="Medium Grid 3 Accent 2" w:semiHidden="0" w:uiPriority="69" w:unhideWhenUsed="0"/>
-    <w:lsdException w:name="Dark List Accent 2" w:semiHidden="0" w:uiPriority="70" w:unhideWhenUsed="0"/>
-    <w:lsdException w:name="Colorful Shading Accent 2" w:semiHidden="0" w:uiPriority="71" w:unhideWhenUsed="0"/>
-    <w:lsdException w:name="Colorful List Accent 2" w:semiHidden="0" w:uiPriority="72" w:unhideWhenUsed="0"/>
-    <w:lsdException w:name="Colorful Grid Accent 2" w:semiHidden="0" w:uiPriority="73" w:unhideWhenUsed="0"/>
-    <w:lsdException w:name="Light Shading Accent 3" w:semiHidden="0" w:uiPriority="60" w:unhideWhenUsed="0"/>
-    <w:lsdException w:name="Light List Accent 3" w:semiHidden="0" w:uiPriority="61" w:unhideWhenUsed="0"/>
-    <w:lsdException w:name="Light Grid Accent 3" w:semiHidden="0" w:uiPriority="62" w:unhideWhenUsed="0"/>
-    <w:lsdException w:name="Medium Shading 1 Accent 3" w:semiHidden="0" w:uiPriority="63" w:unhideWhenUsed="0"/>
-    <w:lsdException w:name="Medium Shading 2 Accent 3" w:semiHidden="0" w:uiPriority="64" w:unhideWhenUsed="0"/>
-    <w:lsdException w:name="Medium List 1 Accent 3" w:semiHidden="0" w:uiPriority="65" w:unhideWhenUsed="0"/>
-    <w:lsdException w:name="Medium List 2 Accent 3" w:semiHidden="0" w:uiPriority="66" w:unhideWhenUsed="0"/>
-    <w:lsdException w:name="Medium Grid 1 Accent 3" w:semiHidden="0" w:uiPriority="67" w:unhideWhenUsed="0"/>
-    <w:lsdException w:name="Medium Grid 2 Accent 3" w:semiHidden="0" w:uiPriority="68" w:unhideWhenUsed="0"/>
-    <w:lsdException w:name="Medium Grid 3 Accent 3" w:semiHidden="0" w:uiPriority="69" w:unhideWhenUsed="0"/>
-    <w:lsdException w:name="Dark List Accent 3" w:semiHidden="0" w:uiPriority="70" w:unhideWhenUsed="0"/>
-    <w:lsdException w:name="Colorful Shading Accent 3" w:semiHidden="0" w:uiPriority="71" w:unhideWhenUsed="0"/>
-    <w:lsdException w:name="Colorful List Accent 3" w:semiHidden="0" w:uiPriority="72" w:unhideWhenUsed="0"/>
-    <w:lsdException w:name="Colorful Grid Accent 3" w:semiHidden="0" w:uiPriority="73" w:unhideWhenUsed="0"/>
-    <w:lsdException w:name="Light Shading Accent 4" w:semiHidden="0" w:uiPriority="60" w:unhideWhenUsed="0"/>
-    <w:lsdException w:name="Light List Accent 4" w:semiHidden="0" w:uiPriority="61" w:unhideWhenUsed="0"/>
-    <w:lsdException w:name="Light Grid Accent 4" w:semiHidden="0" w:uiPriority="62" w:unhideWhenUsed="0"/>
-    <w:lsdException w:name="Medium Shading 1 Accent 4" w:semiHidden="0" w:uiPriority="63" w:unhideWhenUsed="0"/>
-    <w:lsdException w:name="Medium Shading 2 Accent 4" w:semiHidden="0" w:uiPriority="64" w:unhideWhenUsed="0"/>
-    <w:lsdException w:name="Medium List 1 Accent 4" w:semiHidden="0" w:uiPriority="65" w:unhideWhenUsed="0"/>
-    <w:lsdException w:name="Medium List 2 Accent 4" w:semiHidden="0" w:uiPriority="66" w:unhideWhenUsed="0"/>
-    <w:lsdException w:name="Medium Grid 1 Accent 4" w:semiHidden="0" w:uiPriority="67" w:unhideWhenUsed="0"/>
-    <w:lsdException w:name="Medium Grid 2 Accent 4" w:semiHidden="0" w:uiPriority="68" w:unhideWhenUsed="0"/>
-    <w:lsdException w:name="Medium Grid 3 Accent 4" w:semiHidden="0" w:uiPriority="69" w:unhideWhenUsed="0"/>
-    <w:lsdException w:name="Dark List Accent 4" w:semiHidden="0" w:uiPriority="70" w:unhideWhenUsed="0"/>
-    <w:lsdException w:name="Colorful Shading Accent 4" w:semiHidden="0" w:uiPriority="71" w:unhideWhenUsed="0"/>
-    <w:lsdException w:name="Colorful List Accent 4" w:semiHidden="0" w:uiPriority="72" w:unhideWhenUsed="0"/>
-    <w:lsdException w:name="Colorful Grid Accent 4" w:semiHidden="0" w:uiPriority="73" w:unhideWhenUsed="0"/>
-    <w:lsdException w:name="Light Shading Accent 5" w:semiHidden="0" w:uiPriority="60" w:unhideWhenUsed="0"/>
-    <w:lsdException w:name="Light List Accent 5" w:semiHidden="0" w:uiPriority="61" w:unhideWhenUsed="0"/>
-    <w:lsdException w:name="Light Grid Accent 5" w:semiHidden="0" w:uiPriority="62" w:unhideWhenUsed="0"/>
-    <w:lsdException w:name="Medium Shading 1 Accent 5" w:semiHidden="0" w:uiPriority="63" w:unhideWhenUsed="0"/>
-    <w:lsdException w:name="Medium Shading 2 Accent 5" w:semiHidden="0" w:uiPriority="64" w:unhideWhenUsed="0"/>
-    <w:lsdException w:name="Medium List 1 Accent 5" w:semiHidden="0" w:uiPriority="65" w:unhideWhenUsed="0"/>
-    <w:lsdException w:name="Medium List 2 Accent 5" w:semiHidden="0" w:uiPriority="66" w:unhideWhenUsed="0"/>
-    <w:lsdException w:name="Medium Grid 1 Accent 5" w:semiHidden="0" w:uiPriority="67" w:unhideWhenUsed="0"/>
-    <w:lsdException w:name="Medium Grid 2 Accent 5" w:semiHidden="0" w:uiPriority="68" w:unhideWhenUsed="0"/>
-    <w:lsdException w:name="Medium Grid 3 Accent 5" w:semiHidden="0" w:uiPriority="69" w:unhideWhenUsed="0"/>
-    <w:lsdException w:name="Dark List Accent 5" w:semiHidden="0" w:uiPriority="70" w:unhideWhenUsed="0"/>
-    <w:lsdException w:name="Colorful Shading Accent 5" w:semiHidden="0" w:uiPriority="71" w:unhideWhenUsed="0"/>
-    <w:lsdException w:name="Colorful List Accent 5" w:semiHidden="0" w:uiPriority="72" w:unhideWhenUsed="0"/>
-    <w:lsdException w:name="Colorful Grid Accent 5" w:semiHidden="0" w:uiPriority="73" w:unhideWhenUsed="0"/>
-    <w:lsdException w:name="Light Shading Accent 6" w:semiHidden="0" w:uiPriority="60" w:unhideWhenUsed="0"/>
-    <w:lsdException w:name="Light List Accent 6" w:semiHidden="0" w:uiPriority="61" w:unhideWhenUsed="0"/>
-    <w:lsdException w:name="Light Grid Accent 6" w:semiHidden="0" w:uiPriority="62" w:unhideWhenUsed="0"/>
-    <w:lsdException w:name="Medium Shading 1 Accent 6" w:semiHidden="0" w:uiPriority="63" w:unhideWhenUsed="0"/>
-    <w:lsdException w:name="Medium Shading 2 Accent 6" w:semiHidden="0" w:uiPriority="64" w:unhideWhenUsed="0"/>
-    <w:lsdException w:name="Medium List 1 Accent 6" w:semiHidden="0" w:uiPriority="65" w:unhideWhenUsed="0"/>
-    <w:lsdException w:name="Medium List 2 Accent 6" w:semiHidden="0" w:uiPriority="66" w:unhideWhenUsed="0"/>
-    <w:lsdException w:name="Medium Grid 1 Accent 6" w:semiHidden="0" w:uiPriority="67" w:unhideWhenUsed="0"/>
-    <w:lsdException w:name="Medium Grid 2 Accent 6" w:semiHidden="0" w:uiPriority="68" w:unhideWhenUsed="0"/>
-    <w:lsdException w:name="Medium Grid 3 Accent 6" w:semiHidden="0" w:uiPriority="69" w:unhideWhenUsed="0"/>
-    <w:lsdException w:name="Dark List Accent 6" w:semiHidden="0" w:uiPriority="70" w:unhideWhenUsed="0"/>
-    <w:lsdException w:name="Colorful Shading Accent 6" w:semiHidden="0" w:uiPriority="71" w:unhideWhenUsed="0"/>
-    <w:lsdException w:name="Colorful List Accent 6" w:semiHidden="0" w:uiPriority="72" w:unhideWhenUsed="0"/>
-    <w:lsdException w:name="Colorful Grid Accent 6" w:semiHidden="0" w:uiPriority="73" w:unhideWhenUsed="0"/>
-    <w:lsdException w:name="Subtle Emphasis" w:semiHidden="0" w:uiPriority="19" w:unhideWhenUsed="0" w:qFormat="1"/>
-    <w:lsdException w:name="Intense Emphasis" w:semiHidden="0" w:uiPriority="21" w:unhideWhenUsed="0" w:qFormat="1"/>
-    <w:lsdException w:name="Subtle Reference" w:semiHidden="0" w:uiPriority="31" w:unhideWhenUsed="0" w:qFormat="1"/>
-    <w:lsdException w:name="Intense Reference" w:semiHidden="0" w:uiPriority="32" w:unhideWhenUsed="0" w:qFormat="1"/>
-    <w:lsdException w:name="Book Title" w:semiHidden="0" w:uiPriority="33" w:unhideWhenUsed="0" w:qFormat="1"/>
-    <w:lsdException w:name="Bibliography" w:uiPriority="37"/>
-    <w:lsdException w:name="TOC Heading" w:uiPriority="39" w:qFormat="1"/>
+  <w:latentStyles w:defLockedState="0" w:defUIPriority="99" w:defSemiHidden="0" w:defUnhideWhenUsed="0" w:defQFormat="0" w:count="376">
+    <w:lsdException w:name="Normal" w:uiPriority="0" w:qFormat="1"/>
+    <w:lsdException w:name="heading 1" w:uiPriority="9" w:qFormat="1"/>
+    <w:lsdException w:name="heading 2" w:semiHidden="1" w:uiPriority="9" w:unhideWhenUsed="1" w:qFormat="1"/>
+    <w:lsdException w:name="heading 3" w:semiHidden="1" w:uiPriority="9" w:unhideWhenUsed="1" w:qFormat="1"/>
+    <w:lsdException w:name="heading 4" w:semiHidden="1" w:uiPriority="9" w:unhideWhenUsed="1" w:qFormat="1"/>
+    <w:lsdException w:name="heading 5" w:semiHidden="1" w:uiPriority="9" w:unhideWhenUsed="1" w:qFormat="1"/>
+    <w:lsdException w:name="heading 6" w:semiHidden="1" w:uiPriority="9" w:unhideWhenUsed="1" w:qFormat="1"/>
+    <w:lsdException w:name="heading 7" w:semiHidden="1" w:uiPriority="9" w:unhideWhenUsed="1" w:qFormat="1"/>
+    <w:lsdException w:name="heading 8" w:semiHidden="1" w:uiPriority="9" w:unhideWhenUsed="1" w:qFormat="1"/>
+    <w:lsdException w:name="heading 9" w:semiHidden="1" w:uiPriority="9" w:unhideWhenUsed="1" w:qFormat="1"/>
+    <w:lsdException w:name="index 1" w:semiHidden="1" w:unhideWhenUsed="1"/>
+    <w:lsdException w:name="index 2" w:semiHidden="1" w:unhideWhenUsed="1"/>
+    <w:lsdException w:name="index 3" w:semiHidden="1" w:unhideWhenUsed="1"/>
+    <w:lsdException w:name="index 4" w:semiHidden="1" w:unhideWhenUsed="1"/>
+    <w:lsdException w:name="index 5" w:semiHidden="1" w:unhideWhenUsed="1"/>
+    <w:lsdException w:name="index 6" w:semiHidden="1" w:unhideWhenUsed="1"/>
+    <w:lsdException w:name="index 7" w:semiHidden="1" w:unhideWhenUsed="1"/>
+    <w:lsdException w:name="index 8" w:semiHidden="1" w:unhideWhenUsed="1"/>
+    <w:lsdException w:name="index 9" w:semiHidden="1" w:unhideWhenUsed="1"/>
+    <w:lsdException w:name="toc 1" w:semiHidden="1" w:uiPriority="39" w:unhideWhenUsed="1"/>
+    <w:lsdException w:name="toc 2" w:semiHidden="1" w:uiPriority="39" w:unhideWhenUsed="1"/>
+    <w:lsdException w:name="toc 3" w:semiHidden="1" w:uiPriority="39" w:unhideWhenUsed="1"/>
+    <w:lsdException w:name="toc 4" w:semiHidden="1" w:uiPriority="39" w:unhideWhenUsed="1"/>
+    <w:lsdException w:name="toc 5" w:semiHidden="1" w:uiPriority="39" w:unhideWhenUsed="1"/>
+    <w:lsdException w:name="toc 6" w:semiHidden="1" w:uiPriority="39" w:unhideWhenUsed="1"/>
+    <w:lsdException w:name="toc 7" w:semiHidden="1" w:uiPriority="39" w:unhideWhenUsed="1"/>
+    <w:lsdException w:name="toc 8" w:semiHidden="1" w:uiPriority="39" w:unhideWhenUsed="1"/>
+    <w:lsdException w:name="toc 9" w:semiHidden="1" w:uiPriority="39" w:unhideWhenUsed="1"/>
+    <w:lsdException w:name="Normal Indent" w:semiHidden="1" w:unhideWhenUsed="1"/>
+    <w:lsdException w:name="footnote text" w:semiHidden="1" w:unhideWhenUsed="1"/>
+    <w:lsdException w:name="annotation text" w:semiHidden="1" w:unhideWhenUsed="1"/>
+    <w:lsdException w:name="header" w:semiHidden="1" w:unhideWhenUsed="1"/>
+    <w:lsdException w:name="footer" w:semiHidden="1" w:unhideWhenUsed="1"/>
+    <w:lsdException w:name="index heading" w:semiHidden="1" w:unhideWhenUsed="1"/>
+    <w:lsdException w:name="caption" w:semiHidden="1" w:uiPriority="35" w:unhideWhenUsed="1" w:qFormat="1"/>
+    <w:lsdException w:name="table of figures" w:semiHidden="1" w:unhideWhenUsed="1"/>
+    <w:lsdException w:name="envelope address" w:semiHidden="1" w:unhideWhenUsed="1"/>
+    <w:lsdException w:name="envelope return" w:semiHidden="1" w:unhideWhenUsed="1"/>
+    <w:lsdException w:name="footnote reference" w:semiHidden="1" w:unhideWhenUsed="1"/>
+    <w:lsdException w:name="annotation reference" w:semiHidden="1" w:unhideWhenUsed="1"/>
+    <w:lsdException w:name="line number" w:semiHidden="1" w:unhideWhenUsed="1"/>
+    <w:lsdException w:name="page number" w:semiHidden="1" w:unhideWhenUsed="1"/>
+    <w:lsdException w:name="endnote reference" w:semiHidden="1" w:unhideWhenUsed="1"/>
+    <w:lsdException w:name="endnote text" w:semiHidden="1" w:unhideWhenUsed="1"/>
+    <w:lsdException w:name="table of authorities" w:semiHidden="1" w:unhideWhenUsed="1"/>
+    <w:lsdException w:name="macro" w:semiHidden="1" w:unhideWhenUsed="1"/>
+    <w:lsdException w:name="toa heading" w:semiHidden="1" w:unhideWhenUsed="1"/>
+    <w:lsdException w:name="List" w:semiHidden="1" w:unhideWhenUsed="1"/>
+    <w:lsdException w:name="List Bullet" w:semiHidden="1" w:unhideWhenUsed="1"/>
+    <w:lsdException w:name="List Number" w:semiHidden="1" w:unhideWhenUsed="1"/>
+    <w:lsdException w:name="List 2" w:semiHidden="1" w:unhideWhenUsed="1"/>
+    <w:lsdException w:name="List 3" w:semiHidden="1" w:unhideWhenUsed="1"/>
+    <w:lsdException w:name="List 4" w:semiHidden="1" w:unhideWhenUsed="1"/>
+    <w:lsdException w:name="List 5" w:semiHidden="1" w:unhideWhenUsed="1"/>
+    <w:lsdException w:name="List Bullet 2" w:semiHidden="1" w:unhideWhenUsed="1"/>
+    <w:lsdException w:name="List Bullet 3" w:semiHidden="1" w:unhideWhenUsed="1"/>
+    <w:lsdException w:name="List Bullet 4" w:semiHidden="1" w:unhideWhenUsed="1"/>
+    <w:lsdException w:name="List Bullet 5" w:semiHidden="1" w:unhideWhenUsed="1"/>
+    <w:lsdException w:name="List Number 2" w:semiHidden="1" w:unhideWhenUsed="1"/>
+    <w:lsdException w:name="List Number 3" w:semiHidden="1" w:unhideWhenUsed="1"/>
+    <w:lsdException w:name="List Number 4" w:semiHidden="1" w:unhideWhenUsed="1"/>
+    <w:lsdException w:name="List Number 5" w:semiHidden="1" w:unhideWhenUsed="1"/>
+    <w:lsdException w:name="Title" w:uiPriority="10" w:qFormat="1"/>
+    <w:lsdException w:name="Closing" w:semiHidden="1" w:unhideWhenUsed="1"/>
+    <w:lsdException w:name="Signature" w:semiHidden="1" w:unhideWhenUsed="1"/>
+    <w:lsdException w:name="Default Paragraph Font" w:semiHidden="1" w:uiPriority="1" w:unhideWhenUsed="1"/>
+    <w:lsdException w:name="Body Text" w:semiHidden="1" w:unhideWhenUsed="1"/>
+    <w:lsdException w:name="Body Text Indent" w:semiHidden="1" w:unhideWhenUsed="1"/>
+    <w:lsdException w:name="List Continue" w:semiHidden="1" w:unhideWhenUsed="1"/>
+    <w:lsdException w:name="List Continue 2" w:semiHidden="1" w:unhideWhenUsed="1"/>
+    <w:lsdException w:name="List Continue 3" w:semiHidden="1" w:unhideWhenUsed="1"/>
+    <w:lsdException w:name="List Continue 4" w:semiHidden="1" w:unhideWhenUsed="1"/>
+    <w:lsdException w:name="List Continue 5" w:semiHidden="1" w:unhideWhenUsed="1"/>
+    <w:lsdException w:name="Message Header" w:semiHidden="1" w:unhideWhenUsed="1"/>
+    <w:lsdException w:name="Subtitle" w:uiPriority="11" w:qFormat="1"/>
+    <w:lsdException w:name="Salutation" w:semiHidden="1" w:unhideWhenUsed="1"/>
+    <w:lsdException w:name="Date" w:semiHidden="1" w:unhideWhenUsed="1"/>
+    <w:lsdException w:name="Body Text First Indent" w:semiHidden="1" w:unhideWhenUsed="1"/>
+    <w:lsdException w:name="Body Text First Indent 2" w:semiHidden="1" w:unhideWhenUsed="1"/>
+    <w:lsdException w:name="Note Heading" w:semiHidden="1" w:unhideWhenUsed="1"/>
+    <w:lsdException w:name="Body Text 2" w:semiHidden="1" w:unhideWhenUsed="1"/>
+    <w:lsdException w:name="Body Text 3" w:semiHidden="1" w:unhideWhenUsed="1"/>
+    <w:lsdException w:name="Body Text Indent 2" w:semiHidden="1" w:unhideWhenUsed="1"/>
+    <w:lsdException w:name="Body Text Indent 3" w:semiHidden="1" w:unhideWhenUsed="1"/>
+    <w:lsdException w:name="Block Text" w:semiHidden="1" w:unhideWhenUsed="1"/>
+    <w:lsdException w:name="Hyperlink" w:semiHidden="1" w:unhideWhenUsed="1"/>
+    <w:lsdException w:name="FollowedHyperlink" w:semiHidden="1" w:unhideWhenUsed="1"/>
+    <w:lsdException w:name="Strong" w:uiPriority="22" w:qFormat="1"/>
+    <w:lsdException w:name="Emphasis" w:uiPriority="20" w:qFormat="1"/>
+    <w:lsdException w:name="Document Map" w:semiHidden="1" w:unhideWhenUsed="1"/>
+    <w:lsdException w:name="Plain Text" w:semiHidden="1" w:unhideWhenUsed="1"/>
+    <w:lsdException w:name="E-mail Signature" w:semiHidden="1" w:unhideWhenUsed="1"/>
+    <w:lsdException w:name="HTML Top of Form" w:semiHidden="1" w:unhideWhenUsed="1"/>
+    <w:lsdException w:name="HTML Bottom of Form" w:semiHidden="1" w:unhideWhenUsed="1"/>
+    <w:lsdException w:name="Normal (Web)" w:semiHidden="1" w:unhideWhenUsed="1"/>
+    <w:lsdException w:name="HTML Acronym" w:semiHidden="1" w:unhideWhenUsed="1"/>
+    <w:lsdException w:name="HTML Address" w:semiHidden="1" w:unhideWhenUsed="1"/>
+    <w:lsdException w:name="HTML Cite" w:semiHidden="1" w:unhideWhenUsed="1"/>
+    <w:lsdException w:name="HTML Code" w:semiHidden="1" w:unhideWhenUsed="1"/>
+    <w:lsdException w:name="HTML Definition" w:semiHidden="1" w:unhideWhenUsed="1"/>
+    <w:lsdException w:name="HTML Keyboard" w:semiHidden="1" w:unhideWhenUsed="1"/>
+    <w:lsdException w:name="HTML Preformatted" w:semiHidden="1" w:unhideWhenUsed="1"/>
+    <w:lsdException w:name="HTML Sample" w:semiHidden="1" w:unhideWhenUsed="1"/>
+    <w:lsdException w:name="HTML Typewriter" w:semiHidden="1" w:unhideWhenUsed="1"/>
+    <w:lsdException w:name="HTML Variable" w:semiHidden="1" w:unhideWhenUsed="1"/>
+    <w:lsdException w:name="Normal Table" w:semiHidden="1" w:unhideWhenUsed="1"/>
+    <w:lsdException w:name="annotation subject" w:semiHidden="1" w:unhideWhenUsed="1"/>
+    <w:lsdException w:name="No List" w:semiHidden="1" w:unhideWhenUsed="1"/>
+    <w:lsdException w:name="Outline List 1" w:semiHidden="1" w:unhideWhenUsed="1"/>
+    <w:lsdException w:name="Outline List 2" w:semiHidden="1" w:unhideWhenUsed="1"/>
+    <w:lsdException w:name="Outline List 3" w:semiHidden="1" w:unhideWhenUsed="1"/>
+    <w:lsdException w:name="Table Simple 1" w:semiHidden="1" w:unhideWhenUsed="1"/>
+    <w:lsdException w:name="Table Simple 2" w:semiHidden="1" w:unhideWhenUsed="1"/>
+    <w:lsdException w:name="Table Simple 3" w:semiHidden="1" w:unhideWhenUsed="1"/>
+    <w:lsdException w:name="Table Classic 1" w:semiHidden="1" w:unhideWhenUsed="1"/>
+    <w:lsdException w:name="Table Classic 2" w:semiHidden="1" w:unhideWhenUsed="1"/>
+    <w:lsdException w:name="Table Classic 3" w:semiHidden="1" w:unhideWhenUsed="1"/>
+    <w:lsdException w:name="Table Classic 4" w:semiHidden="1" w:unhideWhenUsed="1"/>
+    <w:lsdException w:name="Table Colorful 1" w:semiHidden="1" w:unhideWhenUsed="1"/>
+    <w:lsdException w:name="Table Colorful 2" w:semiHidden="1" w:unhideWhenUsed="1"/>
+    <w:lsdException w:name="Table Colorful 3" w:semiHidden="1" w:unhideWhenUsed="1"/>
+    <w:lsdException w:name="Table Columns 1" w:semiHidden="1" w:unhideWhenUsed="1"/>
+    <w:lsdException w:name="Table Columns 2" w:semiHidden="1" w:unhideWhenUsed="1"/>
+    <w:lsdException w:name="Table Columns 3" w:semiHidden="1" w:unhideWhenUsed="1"/>
+    <w:lsdException w:name="Table Columns 4" w:semiHidden="1" w:unhideWhenUsed="1"/>
+    <w:lsdException w:name="Table Columns 5" w:semiHidden="1" w:unhideWhenUsed="1"/>
+    <w:lsdException w:name="Table Grid 1" w:semiHidden="1" w:unhideWhenUsed="1"/>
+    <w:lsdException w:name="Table Grid 2" w:semiHidden="1" w:unhideWhenUsed="1"/>
+    <w:lsdException w:name="Table Grid 3" w:semiHidden="1" w:unhideWhenUsed="1"/>
+    <w:lsdException w:name="Table Grid 4" w:semiHidden="1" w:unhideWhenUsed="1"/>
+    <w:lsdException w:name="Table Grid 5" w:semiHidden="1" w:unhideWhenUsed="1"/>
+    <w:lsdException w:name="Table Grid 6" w:semiHidden="1" w:unhideWhenUsed="1"/>
+    <w:lsdException w:name="Table Grid 7" w:semiHidden="1" w:unhideWhenUsed="1"/>
+    <w:lsdException w:name="Table Grid 8" w:semiHidden="1" w:unhideWhenUsed="1"/>
+    <w:lsdException w:name="Table List 1" w:semiHidden="1" w:unhideWhenUsed="1"/>
+    <w:lsdException w:name="Table List 2" w:semiHidden="1" w:unhideWhenUsed="1"/>
+    <w:lsdException w:name="Table List 3" w:semiHidden="1" w:unhideWhenUsed="1"/>
+    <w:lsdException w:name="Table List 4" w:semiHidden="1" w:unhideWhenUsed="1"/>
+    <w:lsdException w:name="Table List 5" w:semiHidden="1" w:unhideWhenUsed="1"/>
+    <w:lsdException w:name="Table List 6" w:semiHidden="1" w:unhideWhenUsed="1"/>
+    <w:lsdException w:name="Table List 7" w:semiHidden="1" w:unhideWhenUsed="1"/>
+    <w:lsdException w:name="Table List 8" w:semiHidden="1" w:unhideWhenUsed="1"/>
+    <w:lsdException w:name="Table 3D effects 1" w:semiHidden="1" w:unhideWhenUsed="1"/>
+    <w:lsdException w:name="Table 3D effects 2" w:semiHidden="1" w:unhideWhenUsed="1"/>
+    <w:lsdException w:name="Table 3D effects 3" w:semiHidden="1" w:unhideWhenUsed="1"/>
+    <w:lsdException w:name="Table Contemporary" w:semiHidden="1" w:unhideWhenUsed="1"/>
+    <w:lsdException w:name="Table Elegant" w:semiHidden="1" w:unhideWhenUsed="1"/>
+    <w:lsdException w:name="Table Professional" w:semiHidden="1" w:unhideWhenUsed="1"/>
+    <w:lsdException w:name="Table Subtle 1" w:semiHidden="1" w:unhideWhenUsed="1"/>
+    <w:lsdException w:name="Table Subtle 2" w:semiHidden="1" w:unhideWhenUsed="1"/>
+    <w:lsdException w:name="Table Web 1" w:semiHidden="1" w:unhideWhenUsed="1"/>
+    <w:lsdException w:name="Table Web 2" w:semiHidden="1" w:unhideWhenUsed="1"/>
+    <w:lsdException w:name="Table Web 3" w:semiHidden="1" w:unhideWhenUsed="1"/>
+    <w:lsdException w:name="Balloon Text" w:semiHidden="1" w:unhideWhenUsed="1"/>
+    <w:lsdException w:name="Table Grid" w:uiPriority="59"/>
+    <w:lsdException w:name="Table Theme" w:semiHidden="1" w:unhideWhenUsed="1"/>
+    <w:lsdException w:name="Placeholder Text" w:semiHidden="1"/>
+    <w:lsdException w:name="No Spacing" w:uiPriority="1" w:qFormat="1"/>
+    <w:lsdException w:name="Light Shading" w:uiPriority="60"/>
+    <w:lsdException w:name="Light List" w:uiPriority="61"/>
+    <w:lsdException w:name="Light Grid" w:uiPriority="62"/>
+    <w:lsdException w:name="Medium Shading 1" w:uiPriority="63"/>
+    <w:lsdException w:name="Medium Shading 2" w:uiPriority="64"/>
+    <w:lsdException w:name="Medium List 1" w:uiPriority="65"/>
+    <w:lsdException w:name="Medium List 2" w:uiPriority="66"/>
+    <w:lsdException w:name="Medium Grid 1" w:uiPriority="67"/>
+    <w:lsdException w:name="Medium Grid 2" w:uiPriority="68"/>
+    <w:lsdException w:name="Medium Grid 3" w:uiPriority="69"/>
+    <w:lsdException w:name="Dark List" w:uiPriority="70"/>
+    <w:lsdException w:name="Colorful Shading" w:uiPriority="71"/>
+    <w:lsdException w:name="Colorful List" w:uiPriority="72"/>
+    <w:lsdException w:name="Colorful Grid" w:uiPriority="73"/>
+    <w:lsdException w:name="Light Shading Accent 1" w:uiPriority="60"/>
+    <w:lsdException w:name="Light List Accent 1" w:uiPriority="61"/>
+    <w:lsdException w:name="Light Grid Accent 1" w:uiPriority="62"/>
+    <w:lsdException w:name="Medium Shading 1 Accent 1" w:uiPriority="63"/>
+    <w:lsdException w:name="Medium Shading 2 Accent 1" w:uiPriority="64"/>
+    <w:lsdException w:name="Medium List 1 Accent 1" w:uiPriority="65"/>
+    <w:lsdException w:name="Revision" w:semiHidden="1"/>
+    <w:lsdException w:name="List Paragraph" w:uiPriority="34" w:qFormat="1"/>
+    <w:lsdException w:name="Quote" w:uiPriority="29" w:qFormat="1"/>
+    <w:lsdException w:name="Intense Quote" w:uiPriority="30" w:qFormat="1"/>
+    <w:lsdException w:name="Medium List 2 Accent 1" w:uiPriority="66"/>
+    <w:lsdException w:name="Medium Grid 1 Accent 1" w:uiPriority="67"/>
+    <w:lsdException w:name="Medium Grid 2 Accent 1" w:uiPriority="68"/>
+    <w:lsdException w:name="Medium Grid 3 Accent 1" w:uiPriority="69"/>
+    <w:lsdException w:name="Dark List Accent 1" w:uiPriority="70"/>
+    <w:lsdException w:name="Colorful Shading Accent 1" w:uiPriority="71"/>
+    <w:lsdException w:name="Colorful List Accent 1" w:uiPriority="72"/>
+    <w:lsdException w:name="Colorful Grid Accent 1" w:uiPriority="73"/>
+    <w:lsdException w:name="Light Shading Accent 2" w:uiPriority="60"/>
+    <w:lsdException w:name="Light List Accent 2" w:uiPriority="61"/>
+    <w:lsdException w:name="Light Grid Accent 2" w:uiPriority="62"/>
+    <w:lsdException w:name="Medium Shading 1 Accent 2" w:uiPriority="63"/>
+    <w:lsdException w:name="Medium Shading 2 Accent 2" w:uiPriority="64"/>
+    <w:lsdException w:name="Medium List 1 Accent 2" w:uiPriority="65"/>
+    <w:lsdException w:name="Medium List 2 Accent 2" w:uiPriority="66"/>
+    <w:lsdException w:name="Medium Grid 1 Accent 2" w:uiPriority="67"/>
+    <w:lsdException w:name="Medium Grid 2 Accent 2" w:uiPriority="68"/>
+    <w:lsdException w:name="Medium Grid 3 Accent 2" w:uiPriority="69"/>
+    <w:lsdException w:name="Dark List Accent 2" w:uiPriority="70"/>
+    <w:lsdException w:name="Colorful Shading Accent 2" w:uiPriority="71"/>
+    <w:lsdException w:name="Colorful List Accent 2" w:uiPriority="72"/>
+    <w:lsdException w:name="Colorful Grid Accent 2" w:uiPriority="73"/>
+    <w:lsdException w:name="Light Shading Accent 3" w:uiPriority="60"/>
+    <w:lsdException w:name="Light List Accent 3" w:uiPriority="61"/>
+    <w:lsdException w:name="Light Grid Accent 3" w:uiPriority="62"/>
+    <w:lsdException w:name="Medium Shading 1 Accent 3" w:uiPriority="63"/>
+    <w:lsdException w:name="Medium Shading 2 Accent 3" w:uiPriority="64"/>
+    <w:lsdException w:name="Medium List 1 Accent 3" w:uiPriority="65"/>
+    <w:lsdException w:name="Medium List 2 Accent 3" w:uiPriority="66"/>
+    <w:lsdException w:name="Medium Grid 1 Accent 3" w:uiPriority="67"/>
+    <w:lsdException w:name="Medium Grid 2 Accent 3" w:uiPriority="68"/>
+    <w:lsdException w:name="Medium Grid 3 Accent 3" w:uiPriority="69"/>
+    <w:lsdException w:name="Dark List Accent 3" w:uiPriority="70"/>
+    <w:lsdException w:name="Colorful Shading Accent 3" w:uiPriority="71"/>
+    <w:lsdException w:name="Colorful List Accent 3" w:uiPriority="72"/>
+    <w:lsdException w:name="Colorful Grid Accent 3" w:uiPriority="73"/>
+    <w:lsdException w:name="Light Shading Accent 4" w:uiPriority="60"/>
+    <w:lsdException w:name="Light List Accent 4" w:uiPriority="61"/>
+    <w:lsdException w:name="Light Grid Accent 4" w:uiPriority="62"/>
+    <w:lsdException w:name="Medium Shading 1 Accent 4" w:uiPriority="63"/>
+    <w:lsdException w:name="Medium Shading 2 Accent 4" w:uiPriority="64"/>
+    <w:lsdException w:name="Medium List 1 Accent 4" w:uiPriority="65"/>
+    <w:lsdException w:name="Medium List 2 Accent 4" w:uiPriority="66"/>
+    <w:lsdException w:name="Medium Grid 1 Accent 4" w:uiPriority="67"/>
+    <w:lsdException w:name="Medium Grid 2 Accent 4" w:uiPriority="68"/>
+    <w:lsdException w:name="Medium Grid 3 Accent 4" w:uiPriority="69"/>
+    <w:lsdException w:name="Dark List Accent 4" w:uiPriority="70"/>
+    <w:lsdException w:name="Colorful Shading Accent 4" w:uiPriority="71"/>
+    <w:lsdException w:name="Colorful List Accent 4" w:uiPriority="72"/>
+    <w:lsdException w:name="Colorful Grid Accent 4" w:uiPriority="73"/>
+    <w:lsdException w:name="Light Shading Accent 5" w:uiPriority="60"/>
+    <w:lsdException w:name="Light List Accent 5" w:uiPriority="61"/>
+    <w:lsdException w:name="Light Grid Accent 5" w:uiPriority="62"/>
+    <w:lsdException w:name="Medium Shading 1 Accent 5" w:uiPriority="63"/>
+    <w:lsdException w:name="Medium Shading 2 Accent 5" w:uiPriority="64"/>
+    <w:lsdException w:name="Medium List 1 Accent 5" w:uiPriority="65"/>
+    <w:lsdException w:name="Medium List 2 Accent 5" w:uiPriority="66"/>
+    <w:lsdException w:name="Medium Grid 1 Accent 5" w:uiPriority="67"/>
+    <w:lsdException w:name="Medium Grid 2 Accent 5" w:uiPriority="68"/>
+    <w:lsdException w:name="Medium Grid 3 Accent 5" w:uiPriority="69"/>
+    <w:lsdException w:name="Dark List Accent 5" w:uiPriority="70"/>
+    <w:lsdException w:name="Colorful Shading Accent 5" w:uiPriority="71"/>
+    <w:lsdException w:name="Colorful List Accent 5" w:uiPriority="72"/>
+    <w:lsdException w:name="Colorful Grid Accent 5" w:uiPriority="73"/>
+    <w:lsdException w:name="Light Shading Accent 6" w:uiPriority="60"/>
+    <w:lsdException w:name="Light List Accent 6" w:uiPriority="61"/>
+    <w:lsdException w:name="Light Grid Accent 6" w:uiPriority="62"/>
+    <w:lsdException w:name="Medium Shading 1 Accent 6" w:uiPriority="63"/>
+    <w:lsdException w:name="Medium Shading 2 Accent 6" w:uiPriority="64"/>
+    <w:lsdException w:name="Medium List 1 Accent 6" w:uiPriority="65"/>
+    <w:lsdException w:name="Medium List 2 Accent 6" w:uiPriority="66"/>
+    <w:lsdException w:name="Medium Grid 1 Accent 6" w:uiPriority="67"/>
+    <w:lsdException w:name="Medium Grid 2 Accent 6" w:uiPriority="68"/>
+    <w:lsdException w:name="Medium Grid 3 Accent 6" w:uiPriority="69"/>
+    <w:lsdException w:name="Dark List Accent 6" w:uiPriority="70"/>
+    <w:lsdException w:name="Colorful Shading Accent 6" w:uiPriority="71"/>
+    <w:lsdException w:name="Colorful List Accent 6" w:uiPriority="72"/>
+    <w:lsdException w:name="Colorful Grid Accent 6" w:uiPriority="73"/>
+    <w:lsdException w:name="Subtle Emphasis" w:uiPriority="19" w:qFormat="1"/>
+    <w:lsdException w:name="Intense Emphasis" w:uiPriority="21" w:qFormat="1"/>
+    <w:lsdException w:name="Subtle Reference" w:uiPriority="31" w:qFormat="1"/>
+    <w:lsdException w:name="Intense Reference" w:uiPriority="32" w:qFormat="1"/>
+    <w:lsdException w:name="Book Title" w:uiPriority="33" w:qFormat="1"/>
+    <w:lsdException w:name="Bibliography" w:semiHidden="1" w:uiPriority="37" w:unhideWhenUsed="1"/>
+    <w:lsdException w:name="TOC Heading" w:semiHidden="1" w:uiPriority="39" w:unhideWhenUsed="1" w:qFormat="1"/>
+    <w:lsdException w:name="Plain Table 1" w:uiPriority="41"/>
+    <w:lsdException w:name="Plain Table 2" w:uiPriority="42"/>
+    <w:lsdException w:name="Plain Table 3" w:uiPriority="43"/>
+    <w:lsdException w:name="Plain Table 4" w:uiPriority="44"/>
+    <w:lsdException w:name="Plain Table 5" w:uiPriority="45"/>
+    <w:lsdException w:name="Grid Table Light" w:uiPriority="40"/>
+    <w:lsdException w:name="Grid Table 1 Light" w:uiPriority="46"/>
+    <w:lsdException w:name="Grid Table 2" w:uiPriority="47"/>
+    <w:lsdException w:name="Grid Table 3" w:uiPriority="48"/>
+    <w:lsdException w:name="Grid Table 4" w:uiPriority="49"/>
+    <w:lsdException w:name="Grid Table 5 Dark" w:uiPriority="50"/>
+    <w:lsdException w:name="Grid Table 6 Colorful" w:uiPriority="51"/>
+    <w:lsdException w:name="Grid Table 7 Colorful" w:uiPriority="52"/>
+    <w:lsdException w:name="Grid Table 1 Light Accent 1" w:uiPriority="46"/>
+    <w:lsdException w:name="Grid Table 2 Accent 1" w:uiPriority="47"/>
+    <w:lsdException w:name="Grid Table 3 Accent 1" w:uiPriority="48"/>
+    <w:lsdException w:name="Grid Table 4 Accent 1" w:uiPriority="49"/>
+    <w:lsdException w:name="Grid Table 5 Dark Accent 1" w:uiPriority="50"/>
+    <w:lsdException w:name="Grid Table 6 Colorful Accent 1" w:uiPriority="51"/>
+    <w:lsdException w:name="Grid Table 7 Colorful Accent 1" w:uiPriority="52"/>
+    <w:lsdException w:name="Grid Table 1 Light Accent 2" w:uiPriority="46"/>
+    <w:lsdException w:name="Grid Table 2 Accent 2" w:uiPriority="47"/>
+    <w:lsdException w:name="Grid Table 3 Accent 2" w:uiPriority="48"/>
+    <w:lsdException w:name="Grid Table 4 Accent 2" w:uiPriority="49"/>
+    <w:lsdException w:name="Grid Table 5 Dark Accent 2" w:uiPriority="50"/>
+    <w:lsdException w:name="Grid Table 6 Colorful Accent 2" w:uiPriority="51"/>
+    <w:lsdException w:name="Grid Table 7 Colorful Accent 2" w:uiPriority="52"/>
+    <w:lsdException w:name="Grid Table 1 Light Accent 3" w:uiPriority="46"/>
+    <w:lsdException w:name="Grid Table 2 Accent 3" w:uiPriority="47"/>
+    <w:lsdException w:name="Grid Table 3 Accent 3" w:uiPriority="48"/>
+    <w:lsdException w:name="Grid Table 4 Accent 3" w:uiPriority="49"/>
+    <w:lsdException w:name="Grid Table 5 Dark Accent 3" w:uiPriority="50"/>
+    <w:lsdException w:name="Grid Table 6 Colorful Accent 3" w:uiPriority="51"/>
+    <w:lsdException w:name="Grid Table 7 Colorful Accent 3" w:uiPriority="52"/>
+    <w:lsdException w:name="Grid Table 1 Light Accent 4" w:uiPriority="46"/>
+    <w:lsdException w:name="Grid Table 2 Accent 4" w:uiPriority="47"/>
+    <w:lsdException w:name="Grid Table 3 Accent 4" w:uiPriority="48"/>
+    <w:lsdException w:name="Grid Table 4 Accent 4" w:uiPriority="49"/>
+    <w:lsdException w:name="Grid Table 5 Dark Accent 4" w:uiPriority="50"/>
+    <w:lsdException w:name="Grid Table 6 Colorful Accent 4" w:uiPriority="51"/>
+    <w:lsdException w:name="Grid Table 7 Colorful Accent 4" w:uiPriority="52"/>
+    <w:lsdException w:name="Grid Table 1 Light Accent 5" w:uiPriority="46"/>
+    <w:lsdException w:name="Grid Table 2 Accent 5" w:uiPriority="47"/>
+    <w:lsdException w:name="Grid Table 3 Accent 5" w:uiPriority="48"/>
+    <w:lsdException w:name="Grid Table 4 Accent 5" w:uiPriority="49"/>
+    <w:lsdException w:name="Grid Table 5 Dark Accent 5" w:uiPriority="50"/>
+    <w:lsdException w:name="Grid Table 6 Colorful Accent 5" w:uiPriority="51"/>
+    <w:lsdException w:name="Grid Table 7 Colorful Accent 5" w:uiPriority="52"/>
+    <w:lsdException w:name="Grid Table 1 Light Accent 6" w:uiPriority="46"/>
+    <w:lsdException w:name="Grid Table 2 Accent 6" w:uiPriority="47"/>
+    <w:lsdException w:name="Grid Table 3 Accent 6" w:uiPriority="48"/>
+    <w:lsdException w:name="Grid Table 4 Accent 6" w:uiPriority="49"/>
+    <w:lsdException w:name="Grid Table 5 Dark Accent 6" w:uiPriority="50"/>
+    <w:lsdException w:name="Grid Table 6 Colorful Accent 6" w:uiPriority="51"/>
+    <w:lsdException w:name="Grid Table 7 Colorful Accent 6" w:uiPriority="52"/>
+    <w:lsdException w:name="List Table 1 Light" w:uiPriority="46"/>
+    <w:lsdException w:name="List Table 2" w:uiPriority="47"/>
+    <w:lsdException w:name="List Table 3" w:uiPriority="48"/>
+    <w:lsdException w:name="List Table 4" w:uiPriority="49"/>
+    <w:lsdException w:name="List Table 5 Dark" w:uiPriority="50"/>
+    <w:lsdException w:name="List Table 6 Colorful" w:uiPriority="51"/>
+    <w:lsdException w:name="List Table 7 Colorful" w:uiPriority="52"/>
+    <w:lsdException w:name="List Table 1 Light Accent 1" w:uiPriority="46"/>
+    <w:lsdException w:name="List Table 2 Accent 1" w:uiPriority="47"/>
+    <w:lsdException w:name="List Table 3 Accent 1" w:uiPriority="48"/>
+    <w:lsdException w:name="List Table 4 Accent 1" w:uiPriority="49"/>
+    <w:lsdException w:name="List Table 5 Dark Accent 1" w:uiPriority="50"/>
+    <w:lsdException w:name="List Table 6 Colorful Accent 1" w:uiPriority="51"/>
+    <w:lsdException w:name="List Table 7 Colorful Accent 1" w:uiPriority="52"/>
+    <w:lsdException w:name="List Table 1 Light Accent 2" w:uiPriority="46"/>
+    <w:lsdException w:name="List Table 2 Accent 2" w:uiPriority="47"/>
+    <w:lsdException w:name="List Table 3 Accent 2" w:uiPriority="48"/>
+    <w:lsdException w:name="List Table 4 Accent 2" w:uiPriority="49"/>
+    <w:lsdException w:name="List Table 5 Dark Accent 2" w:uiPriority="50"/>
+    <w:lsdException w:name="List Table 6 Colorful Accent 2" w:uiPriority="51"/>
+    <w:lsdException w:name="List Table 7 Colorful Accent 2" w:uiPriority="52"/>
+    <w:lsdException w:name="List Table 1 Light Accent 3" w:uiPriority="46"/>
+    <w:lsdException w:name="List Table 2 Accent 3" w:uiPriority="47"/>
+    <w:lsdException w:name="List Table 3 Accent 3" w:uiPriority="48"/>
+    <w:lsdException w:name="List Table 4 Accent 3" w:uiPriority="49"/>
+    <w:lsdException w:name="List Table 5 Dark Accent 3" w:uiPriority="50"/>
+    <w:lsdException w:name="List Table 6 Colorful Accent 3" w:uiPriority="51"/>
+    <w:lsdException w:name="List Table 7 Colorful Accent 3" w:uiPriority="52"/>
+    <w:lsdException w:name="List Table 1 Light Accent 4" w:uiPriority="46"/>
+    <w:lsdException w:name="List Table 2 Accent 4" w:uiPriority="47"/>
+    <w:lsdException w:name="List Table 3 Accent 4" w:uiPriority="48"/>
+    <w:lsdException w:name="List Table 4 Accent 4" w:uiPriority="49"/>
+    <w:lsdException w:name="List Table 5 Dark Accent 4" w:uiPriority="50"/>
+    <w:lsdException w:name="List Table 6 Colorful Accent 4" w:uiPriority="51"/>
+    <w:lsdException w:name="List Table 7 Colorful Accent 4" w:uiPriority="52"/>
+    <w:lsdException w:name="List Table 1 Light Accent 5" w:uiPriority="46"/>
+    <w:lsdException w:name="List Table 2 Accent 5" w:uiPriority="47"/>
+    <w:lsdException w:name="List Table 3 Accent 5" w:uiPriority="48"/>
+    <w:lsdException w:name="List Table 4 Accent 5" w:uiPriority="49"/>
+    <w:lsdException w:name="List Table 5 Dark Accent 5" w:uiPriority="50"/>
+    <w:lsdException w:name="List Table 6 Colorful Accent 5" w:uiPriority="51"/>
+    <w:lsdException w:name="List Table 7 Colorful Accent 5" w:uiPriority="52"/>
+    <w:lsdException w:name="List Table 1 Light Accent 6" w:uiPriority="46"/>
+    <w:lsdException w:name="List Table 2 Accent 6" w:uiPriority="47"/>
+    <w:lsdException w:name="List Table 3 Accent 6" w:uiPriority="48"/>
+    <w:lsdException w:name="List Table 4 Accent 6" w:uiPriority="49"/>
+    <w:lsdException w:name="List Table 5 Dark Accent 6" w:uiPriority="50"/>
+    <w:lsdException w:name="List Table 6 Colorful Accent 6" w:uiPriority="51"/>
+    <w:lsdException w:name="List Table 7 Colorful Accent 6" w:uiPriority="52"/>
+    <w:lsdException w:name="Mention" w:semiHidden="1" w:unhideWhenUsed="1"/>
+    <w:lsdException w:name="Smart Hyperlink" w:semiHidden="1" w:unhideWhenUsed="1"/>
+    <w:lsdException w:name="Hashtag" w:semiHidden="1" w:unhideWhenUsed="1"/>
+    <w:lsdException w:name="Unresolved Mention" w:semiHidden="1" w:unhideWhenUsed="1"/>
+    <w:lsdException w:name="Smart Link" w:semiHidden="1" w:unhideWhenUsed="1"/>
   </w:latentStyles>
   <w:style w:type="paragraph" w:default="1" w:styleId="Normal">
     <w:name w:val="Normal"/>

--- a/desmos.docx
+++ b/desmos.docx
@@ -737,21 +737,7 @@
                       <w:rFonts w:ascii="Cambria Math" w:hAnsi="Cambria Math"/>
                       <w:lang w:val="en-US"/>
                     </w:rPr>
-                    <m:t>x+1,1&lt;x</m:t>
-                  </m:r>
-                  <m:r>
-                    <w:rPr>
-                      <w:rFonts w:ascii="Cambria Math" w:hAnsi="Cambria Math"/>
-                      <w:lang w:val="en-US"/>
-                    </w:rPr>
-                    <m:t>≤</m:t>
-                  </m:r>
-                  <m:r>
-                    <w:rPr>
-                      <w:rFonts w:ascii="Cambria Math" w:hAnsi="Cambria Math"/>
-                      <w:lang w:val="en-US"/>
-                    </w:rPr>
-                    <m:t>4</m:t>
+                    <m:t>x+1,1&lt;x≤4</m:t>
                   </m:r>
                 </m:e>
               </m:mr>
@@ -830,31 +816,210 @@
                 <w:rFonts w:ascii="Cambria Math" w:hAnsi="Cambria Math"/>
                 <w:lang w:val="en-US"/>
               </w:rPr>
-              <m:t>x≤1</m:t>
+              <m:t>x≤1:2x,x≤4:x+1,x</m:t>
             </m:r>
+          </m:e>
+        </m:d>
+      </m:oMath>
+      <w:r>
+        <w:rPr>
+          <w:rFonts w:eastAsiaTheme="minorEastAsia"/>
+          <w:lang w:val="en-US"/>
+        </w:rPr>
+        <w:t xml:space="preserve"> </w:t>
+      </w:r>
+    </w:p>
+    <w:p>
+      <w:pPr>
+        <w:pStyle w:val="ListParagraph"/>
+        <w:numPr>
+          <w:ilvl w:val="0"/>
+          <w:numId w:val="2"/>
+        </w:numPr>
+        <w:rPr>
+          <w:lang w:val="en-US"/>
+        </w:rPr>
+      </w:pPr>
+      <w:r>
+        <w:rPr>
+          <w:lang w:val="en-US"/>
+        </w:rPr>
+        <w:t>Ta không cần nhập Full điều kiện, nó tự động xung khắc</w:t>
+      </w:r>
+    </w:p>
+    <w:p>
+      <w:pPr>
+        <w:pStyle w:val="ListParagraph"/>
+        <w:numPr>
+          <w:ilvl w:val="0"/>
+          <w:numId w:val="1"/>
+        </w:numPr>
+        <w:rPr>
+          <w:lang w:val="en-US"/>
+        </w:rPr>
+      </w:pPr>
+      <w:r>
+        <w:rPr>
+          <w:lang w:val="en-US"/>
+        </w:rPr>
+        <w:t>Nguyên Hàm?</w:t>
+      </w:r>
+    </w:p>
+    <w:p>
+      <w:pPr>
+        <w:pStyle w:val="ListParagraph"/>
+        <w:numPr>
+          <w:ilvl w:val="0"/>
+          <w:numId w:val="2"/>
+        </w:numPr>
+        <w:rPr>
+          <w:lang w:val="en-US"/>
+        </w:rPr>
+      </w:pPr>
+      <w:r>
+        <w:rPr>
+          <w:lang w:val="en-US"/>
+        </w:rPr>
+        <w:t>Giả sử ta muốn Plot nguyên hàm của 1 hàm số, gõ “int” vào ô để hiện dấu tích phân, rồi đặt cận dưới = 0, cận trên = x, hàm bên trong dùng biến t, phải ngoặc hết lại rồi mới thêm dt</w:t>
+      </w:r>
+    </w:p>
+    <w:p>
+      <w:pPr>
+        <w:pStyle w:val="ListParagraph"/>
+        <w:numPr>
+          <w:ilvl w:val="0"/>
+          <w:numId w:val="2"/>
+        </w:numPr>
+        <w:rPr>
+          <w:lang w:val="en-US"/>
+        </w:rPr>
+      </w:pPr>
+      <w:r>
+        <w:rPr>
+          <w:lang w:val="en-US"/>
+        </w:rPr>
+        <w:t>Ví dụ</w:t>
+      </w:r>
+    </w:p>
+    <w:p>
+      <w:pPr>
+        <w:pStyle w:val="ListParagraph"/>
+        <w:pBdr>
+          <w:top w:val="single" w:sz="4" w:space="1" w:color="auto"/>
+          <w:left w:val="single" w:sz="4" w:space="4" w:color="auto"/>
+          <w:bottom w:val="single" w:sz="4" w:space="1" w:color="auto"/>
+          <w:right w:val="single" w:sz="4" w:space="4" w:color="auto"/>
+        </w:pBdr>
+        <w:ind w:left="1080"/>
+        <w:rPr>
+          <w:rFonts w:eastAsiaTheme="minorEastAsia"/>
+          <w:lang w:val="en-US"/>
+        </w:rPr>
+      </w:pPr>
+      <m:oMath>
+        <m:nary>
+          <m:naryPr>
+            <m:limLoc m:val="subSup"/>
+            <m:ctrlPr>
+              <w:rPr>
+                <w:rFonts w:ascii="Cambria Math" w:hAnsi="Cambria Math"/>
+                <w:i/>
+                <w:lang w:val="en-US"/>
+              </w:rPr>
+            </m:ctrlPr>
+          </m:naryPr>
+          <m:sub>
             <m:r>
               <w:rPr>
                 <w:rFonts w:ascii="Cambria Math" w:hAnsi="Cambria Math"/>
                 <w:lang w:val="en-US"/>
               </w:rPr>
-              <m:t>:2x,</m:t>
+              <m:t>0</m:t>
             </m:r>
+          </m:sub>
+          <m:sup>
             <m:r>
               <w:rPr>
                 <w:rFonts w:ascii="Cambria Math" w:hAnsi="Cambria Math"/>
                 <w:lang w:val="en-US"/>
               </w:rPr>
-              <m:t>x≤4</m:t>
+              <m:t>x</m:t>
             </m:r>
+          </m:sup>
+          <m:e>
+            <m:d>
+              <m:dPr>
+                <m:ctrlPr>
+                  <w:rPr>
+                    <w:rFonts w:ascii="Cambria Math" w:hAnsi="Cambria Math"/>
+                    <w:i/>
+                    <w:lang w:val="en-US"/>
+                  </w:rPr>
+                </m:ctrlPr>
+              </m:dPr>
+              <m:e>
+                <m:r>
+                  <w:rPr>
+                    <w:rFonts w:ascii="Cambria Math" w:hAnsi="Cambria Math"/>
+                    <w:lang w:val="en-US"/>
+                  </w:rPr>
+                  <m:t>t+</m:t>
+                </m:r>
+                <m:func>
+                  <m:funcPr>
+                    <m:ctrlPr>
+                      <w:rPr>
+                        <w:rFonts w:ascii="Cambria Math" w:hAnsi="Cambria Math"/>
+                        <w:lang w:val="en-US"/>
+                      </w:rPr>
+                    </m:ctrlPr>
+                  </m:funcPr>
+                  <m:fName>
+                    <m:r>
+                      <m:rPr>
+                        <m:sty m:val="p"/>
+                      </m:rPr>
+                      <w:rPr>
+                        <w:rFonts w:ascii="Cambria Math" w:hAnsi="Cambria Math"/>
+                        <w:lang w:val="en-US"/>
+                      </w:rPr>
+                      <m:t>ln</m:t>
+                    </m:r>
+                  </m:fName>
+                  <m:e>
+                    <m:d>
+                      <m:dPr>
+                        <m:ctrlPr>
+                          <w:rPr>
+                            <w:rFonts w:ascii="Cambria Math" w:hAnsi="Cambria Math"/>
+                            <w:i/>
+                            <w:lang w:val="en-US"/>
+                          </w:rPr>
+                        </m:ctrlPr>
+                      </m:dPr>
+                      <m:e>
+                        <m:r>
+                          <w:rPr>
+                            <w:rFonts w:ascii="Cambria Math" w:hAnsi="Cambria Math"/>
+                            <w:lang w:val="en-US"/>
+                          </w:rPr>
+                          <m:t>t+1</m:t>
+                        </m:r>
+                      </m:e>
+                    </m:d>
+                  </m:e>
+                </m:func>
+              </m:e>
+            </m:d>
             <m:r>
               <w:rPr>
                 <w:rFonts w:ascii="Cambria Math" w:hAnsi="Cambria Math"/>
                 <w:lang w:val="en-US"/>
               </w:rPr>
-              <m:t>:x+1,x</m:t>
+              <m:t>dt</m:t>
             </m:r>
           </m:e>
-        </m:d>
+        </m:nary>
       </m:oMath>
       <w:r>
         <w:rPr>
@@ -879,8 +1044,393 @@
         <w:rPr>
           <w:lang w:val="en-US"/>
         </w:rPr>
-        <w:t>Ta không cần nhập Full điều kiện, nó tự động xung khắc</w:t>
-      </w:r>
+        <w:t>Có thể tính nguyên hàm cấp cao, ví dụ</w:t>
+      </w:r>
+    </w:p>
+    <w:p>
+      <w:pPr>
+        <w:pStyle w:val="ListParagraph"/>
+        <w:pBdr>
+          <w:top w:val="single" w:sz="4" w:space="1" w:color="auto"/>
+          <w:left w:val="single" w:sz="4" w:space="4" w:color="auto"/>
+          <w:bottom w:val="single" w:sz="4" w:space="1" w:color="auto"/>
+          <w:right w:val="single" w:sz="4" w:space="4" w:color="auto"/>
+        </w:pBdr>
+        <w:ind w:left="1080"/>
+        <w:rPr>
+          <w:rFonts w:eastAsiaTheme="minorEastAsia"/>
+          <w:lang w:val="en-US"/>
+        </w:rPr>
+      </w:pPr>
+      <m:oMath>
+        <m:nary>
+          <m:naryPr>
+            <m:limLoc m:val="subSup"/>
+            <m:ctrlPr>
+              <w:rPr>
+                <w:rFonts w:ascii="Cambria Math" w:hAnsi="Cambria Math"/>
+                <w:i/>
+                <w:lang w:val="en-US"/>
+              </w:rPr>
+            </m:ctrlPr>
+          </m:naryPr>
+          <m:sub>
+            <m:r>
+              <w:rPr>
+                <w:rFonts w:ascii="Cambria Math" w:hAnsi="Cambria Math"/>
+                <w:lang w:val="en-US"/>
+              </w:rPr>
+              <m:t>0</m:t>
+            </m:r>
+          </m:sub>
+          <m:sup>
+            <m:r>
+              <w:rPr>
+                <w:rFonts w:ascii="Cambria Math" w:hAnsi="Cambria Math"/>
+                <w:lang w:val="en-US"/>
+              </w:rPr>
+              <m:t>x</m:t>
+            </m:r>
+          </m:sup>
+          <m:e>
+            <m:nary>
+              <m:naryPr>
+                <m:limLoc m:val="subSup"/>
+                <m:ctrlPr>
+                  <w:rPr>
+                    <w:rFonts w:ascii="Cambria Math" w:hAnsi="Cambria Math"/>
+                    <w:i/>
+                    <w:lang w:val="en-US"/>
+                  </w:rPr>
+                </m:ctrlPr>
+              </m:naryPr>
+              <m:sub>
+                <m:r>
+                  <w:rPr>
+                    <w:rFonts w:ascii="Cambria Math" w:hAnsi="Cambria Math"/>
+                    <w:lang w:val="en-US"/>
+                  </w:rPr>
+                  <m:t>0</m:t>
+                </m:r>
+              </m:sub>
+              <m:sup>
+                <m:r>
+                  <w:rPr>
+                    <w:rFonts w:ascii="Cambria Math" w:hAnsi="Cambria Math"/>
+                    <w:lang w:val="en-US"/>
+                  </w:rPr>
+                  <m:t>v</m:t>
+                </m:r>
+              </m:sup>
+              <m:e>
+                <m:d>
+                  <m:dPr>
+                    <m:ctrlPr>
+                      <w:rPr>
+                        <w:rFonts w:ascii="Cambria Math" w:hAnsi="Cambria Math"/>
+                        <w:i/>
+                        <w:lang w:val="en-US"/>
+                      </w:rPr>
+                    </m:ctrlPr>
+                  </m:dPr>
+                  <m:e>
+                    <m:r>
+                      <w:rPr>
+                        <w:rFonts w:ascii="Cambria Math" w:hAnsi="Cambria Math"/>
+                        <w:lang w:val="en-US"/>
+                      </w:rPr>
+                      <m:t>t+</m:t>
+                    </m:r>
+                    <m:func>
+                      <m:funcPr>
+                        <m:ctrlPr>
+                          <w:rPr>
+                            <w:rFonts w:ascii="Cambria Math" w:hAnsi="Cambria Math"/>
+                            <w:lang w:val="en-US"/>
+                          </w:rPr>
+                        </m:ctrlPr>
+                      </m:funcPr>
+                      <m:fName>
+                        <m:r>
+                          <m:rPr>
+                            <m:sty m:val="p"/>
+                          </m:rPr>
+                          <w:rPr>
+                            <w:rFonts w:ascii="Cambria Math" w:hAnsi="Cambria Math"/>
+                            <w:lang w:val="en-US"/>
+                          </w:rPr>
+                          <m:t>ln</m:t>
+                        </m:r>
+                      </m:fName>
+                      <m:e>
+                        <m:d>
+                          <m:dPr>
+                            <m:ctrlPr>
+                              <w:rPr>
+                                <w:rFonts w:ascii="Cambria Math" w:hAnsi="Cambria Math"/>
+                                <w:i/>
+                                <w:lang w:val="en-US"/>
+                              </w:rPr>
+                            </m:ctrlPr>
+                          </m:dPr>
+                          <m:e>
+                            <m:r>
+                              <w:rPr>
+                                <w:rFonts w:ascii="Cambria Math" w:hAnsi="Cambria Math"/>
+                                <w:lang w:val="en-US"/>
+                              </w:rPr>
+                              <m:t>t+1</m:t>
+                            </m:r>
+                          </m:e>
+                        </m:d>
+                      </m:e>
+                    </m:func>
+                  </m:e>
+                </m:d>
+                <m:r>
+                  <w:rPr>
+                    <w:rFonts w:ascii="Cambria Math" w:hAnsi="Cambria Math"/>
+                    <w:lang w:val="en-US"/>
+                  </w:rPr>
+                  <m:t>dt</m:t>
+                </m:r>
+              </m:e>
+            </m:nary>
+            <m:r>
+              <w:rPr>
+                <w:rFonts w:ascii="Cambria Math" w:hAnsi="Cambria Math"/>
+                <w:lang w:val="en-US"/>
+              </w:rPr>
+              <m:t>dv</m:t>
+            </m:r>
+          </m:e>
+        </m:nary>
+      </m:oMath>
+      <w:r>
+        <w:rPr>
+          <w:rFonts w:eastAsiaTheme="minorEastAsia"/>
+          <w:lang w:val="en-US"/>
+        </w:rPr>
+        <w:t xml:space="preserve"> </w:t>
+      </w:r>
+    </w:p>
+    <w:p>
+      <w:pPr>
+        <w:pStyle w:val="ListParagraph"/>
+        <w:numPr>
+          <w:ilvl w:val="0"/>
+          <w:numId w:val="1"/>
+        </w:numPr>
+        <w:rPr>
+          <w:lang w:val="en-US"/>
+        </w:rPr>
+      </w:pPr>
+      <w:r>
+        <w:rPr>
+          <w:lang w:val="en-US"/>
+        </w:rPr>
+        <w:t>Đạo Hàm?</w:t>
+      </w:r>
+    </w:p>
+    <w:p>
+      <w:pPr>
+        <w:pStyle w:val="ListParagraph"/>
+        <w:numPr>
+          <w:ilvl w:val="0"/>
+          <w:numId w:val="2"/>
+        </w:numPr>
+        <w:rPr>
+          <w:lang w:val="en-US"/>
+        </w:rPr>
+      </w:pPr>
+      <w:r>
+        <w:rPr>
+          <w:lang w:val="en-US"/>
+        </w:rPr>
+        <w:t>Dùng d / dx, có thể lồng nhau để tính đạo hàm cấp cao, hàm bên trong phải ngoặc hết</w:t>
+      </w:r>
+    </w:p>
+    <w:p>
+      <w:pPr>
+        <w:pStyle w:val="ListParagraph"/>
+        <w:numPr>
+          <w:ilvl w:val="0"/>
+          <w:numId w:val="2"/>
+        </w:numPr>
+        <w:rPr>
+          <w:lang w:val="en-US"/>
+        </w:rPr>
+      </w:pPr>
+      <w:r>
+        <w:rPr>
+          <w:lang w:val="en-US"/>
+        </w:rPr>
+        <w:t>Ví dụ</w:t>
+      </w:r>
+    </w:p>
+    <w:p>
+      <w:pPr>
+        <w:pStyle w:val="ListParagraph"/>
+        <w:pBdr>
+          <w:top w:val="single" w:sz="4" w:space="1" w:color="auto"/>
+          <w:left w:val="single" w:sz="4" w:space="4" w:color="auto"/>
+          <w:bottom w:val="single" w:sz="4" w:space="1" w:color="auto"/>
+          <w:right w:val="single" w:sz="4" w:space="4" w:color="auto"/>
+        </w:pBdr>
+        <w:ind w:left="1080"/>
+        <w:rPr>
+          <w:lang w:val="en-US"/>
+        </w:rPr>
+      </w:pPr>
+      <m:oMath>
+        <m:f>
+          <m:fPr>
+            <m:ctrlPr>
+              <w:rPr>
+                <w:rFonts w:ascii="Cambria Math" w:hAnsi="Cambria Math"/>
+                <w:i/>
+                <w:lang w:val="en-US"/>
+              </w:rPr>
+            </m:ctrlPr>
+          </m:fPr>
+          <m:num>
+            <m:r>
+              <w:rPr>
+                <w:rFonts w:ascii="Cambria Math" w:hAnsi="Cambria Math"/>
+                <w:lang w:val="en-US"/>
+              </w:rPr>
+              <m:t>d</m:t>
+            </m:r>
+          </m:num>
+          <m:den>
+            <m:r>
+              <w:rPr>
+                <w:rFonts w:ascii="Cambria Math" w:hAnsi="Cambria Math"/>
+                <w:lang w:val="en-US"/>
+              </w:rPr>
+              <m:t>dx</m:t>
+            </m:r>
+          </m:den>
+        </m:f>
+        <m:d>
+          <m:dPr>
+            <m:ctrlPr>
+              <w:rPr>
+                <w:rFonts w:ascii="Cambria Math" w:hAnsi="Cambria Math"/>
+                <w:i/>
+                <w:lang w:val="en-US"/>
+              </w:rPr>
+            </m:ctrlPr>
+          </m:dPr>
+          <m:e>
+            <m:f>
+              <m:fPr>
+                <m:ctrlPr>
+                  <w:rPr>
+                    <w:rFonts w:ascii="Cambria Math" w:hAnsi="Cambria Math"/>
+                    <w:i/>
+                    <w:lang w:val="en-US"/>
+                  </w:rPr>
+                </m:ctrlPr>
+              </m:fPr>
+              <m:num>
+                <m:r>
+                  <w:rPr>
+                    <w:rFonts w:ascii="Cambria Math" w:hAnsi="Cambria Math"/>
+                    <w:lang w:val="en-US"/>
+                  </w:rPr>
+                  <m:t>d</m:t>
+                </m:r>
+              </m:num>
+              <m:den>
+                <m:r>
+                  <w:rPr>
+                    <w:rFonts w:ascii="Cambria Math" w:hAnsi="Cambria Math"/>
+                    <w:lang w:val="en-US"/>
+                  </w:rPr>
+                  <m:t>dx</m:t>
+                </m:r>
+              </m:den>
+            </m:f>
+            <m:d>
+              <m:dPr>
+                <m:ctrlPr>
+                  <w:rPr>
+                    <w:rFonts w:ascii="Cambria Math" w:hAnsi="Cambria Math"/>
+                    <w:i/>
+                    <w:lang w:val="en-US"/>
+                  </w:rPr>
+                </m:ctrlPr>
+              </m:dPr>
+              <m:e>
+                <m:r>
+                  <w:rPr>
+                    <w:rFonts w:ascii="Cambria Math" w:hAnsi="Cambria Math"/>
+                    <w:lang w:val="en-US"/>
+                  </w:rPr>
+                  <m:t>x+</m:t>
+                </m:r>
+                <m:r>
+                  <m:rPr>
+                    <m:sty m:val="p"/>
+                  </m:rPr>
+                  <w:rPr>
+                    <w:rFonts w:ascii="Cambria Math" w:hAnsi="Cambria Math"/>
+                    <w:lang w:val="en-US"/>
+                  </w:rPr>
+                  <m:t>ln⁡</m:t>
+                </m:r>
+                <m:d>
+                  <m:dPr>
+                    <m:ctrlPr>
+                      <w:rPr>
+                        <w:rFonts w:ascii="Cambria Math" w:hAnsi="Cambria Math"/>
+                        <w:i/>
+                        <w:lang w:val="en-US"/>
+                      </w:rPr>
+                    </m:ctrlPr>
+                  </m:dPr>
+                  <m:e>
+                    <m:r>
+                      <w:rPr>
+                        <w:rFonts w:ascii="Cambria Math" w:hAnsi="Cambria Math"/>
+                        <w:lang w:val="en-US"/>
+                      </w:rPr>
+                      <m:t>x</m:t>
+                    </m:r>
+                  </m:e>
+                </m:d>
+              </m:e>
+            </m:d>
+          </m:e>
+        </m:d>
+        <m:r>
+          <w:rPr>
+            <w:rFonts w:ascii="Cambria Math" w:hAnsi="Cambria Math"/>
+            <w:lang w:val="en-US"/>
+          </w:rPr>
+          <m:t xml:space="preserve"> </m:t>
+        </m:r>
+      </m:oMath>
+      <w:r>
+        <w:rPr>
+          <w:rFonts w:eastAsiaTheme="minorEastAsia"/>
+          <w:lang w:val="en-US"/>
+        </w:rPr>
+        <w:t xml:space="preserve"> </w:t>
+      </w:r>
+    </w:p>
+    <w:p>
+      <w:pPr>
+        <w:pStyle w:val="ListParagraph"/>
+        <w:numPr>
+          <w:ilvl w:val="0"/>
+          <w:numId w:val="2"/>
+        </w:numPr>
+        <w:rPr>
+          <w:lang w:val="en-US"/>
+        </w:rPr>
+      </w:pPr>
     </w:p>
     <w:p>
       <w:pPr>
@@ -917,6 +1467,7 @@
         <w:rPr>
           <w:lang w:val="en-US"/>
         </w:rPr>
+        <w:lastRenderedPageBreak/>
         <w:t>Hàm Giai Thừa Mở Rộng?</w:t>
       </w:r>
     </w:p>

--- a/desmos.docx
+++ b/desmos.docx
@@ -1425,12 +1425,253 @@
         <w:pStyle w:val="ListParagraph"/>
         <w:numPr>
           <w:ilvl w:val="0"/>
+          <w:numId w:val="1"/>
+        </w:numPr>
+        <w:rPr>
+          <w:lang w:val="en-US"/>
+        </w:rPr>
+      </w:pPr>
+      <w:r>
+        <w:rPr>
+          <w:lang w:val="en-US"/>
+        </w:rPr>
+        <w:t>Plot Điểm?</w:t>
+      </w:r>
+    </w:p>
+    <w:p>
+      <w:pPr>
+        <w:pStyle w:val="ListParagraph"/>
+        <w:numPr>
+          <w:ilvl w:val="0"/>
           <w:numId w:val="2"/>
         </w:numPr>
         <w:rPr>
           <w:lang w:val="en-US"/>
         </w:rPr>
       </w:pPr>
+      <w:r>
+        <w:rPr>
+          <w:lang w:val="en-US"/>
+        </w:rPr>
+        <w:t>Ví dụ bạn muốn vẽ điểm có tọa độ (2, 5) thì nhập y chang</w:t>
+      </w:r>
+    </w:p>
+    <w:p>
+      <w:pPr>
+        <w:pStyle w:val="ListParagraph"/>
+        <w:pBdr>
+          <w:top w:val="single" w:sz="4" w:space="1" w:color="auto"/>
+          <w:left w:val="single" w:sz="4" w:space="4" w:color="auto"/>
+          <w:bottom w:val="single" w:sz="4" w:space="1" w:color="auto"/>
+          <w:right w:val="single" w:sz="4" w:space="4" w:color="auto"/>
+        </w:pBdr>
+        <w:ind w:left="1080"/>
+        <w:rPr>
+          <w:lang w:val="en-US"/>
+        </w:rPr>
+      </w:pPr>
+      <m:oMath>
+        <m:d>
+          <m:dPr>
+            <m:ctrlPr>
+              <w:rPr>
+                <w:rFonts w:ascii="Cambria Math" w:hAnsi="Cambria Math"/>
+                <w:i/>
+                <w:lang w:val="en-US"/>
+              </w:rPr>
+            </m:ctrlPr>
+          </m:dPr>
+          <m:e>
+            <m:r>
+              <w:rPr>
+                <w:rFonts w:ascii="Cambria Math" w:hAnsi="Cambria Math"/>
+                <w:lang w:val="en-US"/>
+              </w:rPr>
+              <m:t>2,5</m:t>
+            </m:r>
+          </m:e>
+        </m:d>
+        <m:r>
+          <w:rPr>
+            <w:rFonts w:ascii="Cambria Math" w:hAnsi="Cambria Math"/>
+            <w:lang w:val="en-US"/>
+          </w:rPr>
+          <m:t xml:space="preserve"> </m:t>
+        </m:r>
+      </m:oMath>
+      <w:r>
+        <w:rPr>
+          <w:rFonts w:eastAsiaTheme="minorEastAsia"/>
+          <w:lang w:val="en-US"/>
+        </w:rPr>
+        <w:t xml:space="preserve"> </w:t>
+      </w:r>
+    </w:p>
+    <w:p>
+      <w:pPr>
+        <w:pStyle w:val="ListParagraph"/>
+        <w:numPr>
+          <w:ilvl w:val="0"/>
+          <w:numId w:val="2"/>
+        </w:numPr>
+        <w:rPr>
+          <w:lang w:val="en-US"/>
+        </w:rPr>
+      </w:pPr>
+      <w:r>
+        <w:rPr>
+          <w:lang w:val="en-US"/>
+        </w:rPr>
+        <w:t>Để Plot nhiều điểm, thì ngăn cách = dấu phẩy, ví dụ</w:t>
+      </w:r>
+    </w:p>
+    <w:p>
+      <w:pPr>
+        <w:pStyle w:val="ListParagraph"/>
+        <w:pBdr>
+          <w:top w:val="single" w:sz="4" w:space="1" w:color="auto"/>
+          <w:left w:val="single" w:sz="4" w:space="4" w:color="auto"/>
+          <w:bottom w:val="single" w:sz="4" w:space="1" w:color="auto"/>
+          <w:right w:val="single" w:sz="4" w:space="4" w:color="auto"/>
+        </w:pBdr>
+        <w:ind w:left="1080"/>
+        <w:rPr>
+          <w:lang w:val="en-US"/>
+        </w:rPr>
+      </w:pPr>
+      <m:oMath>
+        <m:d>
+          <m:dPr>
+            <m:ctrlPr>
+              <w:rPr>
+                <w:rFonts w:ascii="Cambria Math" w:hAnsi="Cambria Math"/>
+                <w:i/>
+                <w:lang w:val="en-US"/>
+              </w:rPr>
+            </m:ctrlPr>
+          </m:dPr>
+          <m:e>
+            <m:r>
+              <w:rPr>
+                <w:rFonts w:ascii="Cambria Math" w:hAnsi="Cambria Math"/>
+                <w:lang w:val="en-US"/>
+              </w:rPr>
+              <m:t>2,5</m:t>
+            </m:r>
+          </m:e>
+        </m:d>
+        <m:r>
+          <w:rPr>
+            <w:rFonts w:ascii="Cambria Math" w:hAnsi="Cambria Math"/>
+            <w:lang w:val="en-US"/>
+          </w:rPr>
+          <m:t>,</m:t>
+        </m:r>
+        <m:d>
+          <m:dPr>
+            <m:ctrlPr>
+              <w:rPr>
+                <w:rFonts w:ascii="Cambria Math" w:hAnsi="Cambria Math"/>
+                <w:i/>
+                <w:lang w:val="en-US"/>
+              </w:rPr>
+            </m:ctrlPr>
+          </m:dPr>
+          <m:e>
+            <m:r>
+              <w:rPr>
+                <w:rFonts w:ascii="Cambria Math" w:hAnsi="Cambria Math"/>
+                <w:lang w:val="en-US"/>
+              </w:rPr>
+              <m:t>3,4</m:t>
+            </m:r>
+          </m:e>
+        </m:d>
+        <m:r>
+          <w:rPr>
+            <w:rFonts w:ascii="Cambria Math" w:hAnsi="Cambria Math"/>
+            <w:lang w:val="en-US"/>
+          </w:rPr>
+          <m:t>,</m:t>
+        </m:r>
+        <m:r>
+          <w:rPr>
+            <w:rFonts w:ascii="Cambria Math" w:hAnsi="Cambria Math"/>
+            <w:lang w:val="en-US"/>
+          </w:rPr>
+          <m:t xml:space="preserve"> </m:t>
+        </m:r>
+        <m:d>
+          <m:dPr>
+            <m:ctrlPr>
+              <w:rPr>
+                <w:rFonts w:ascii="Cambria Math" w:hAnsi="Cambria Math"/>
+                <w:i/>
+                <w:lang w:val="en-US"/>
+              </w:rPr>
+            </m:ctrlPr>
+          </m:dPr>
+          <m:e>
+            <m:r>
+              <w:rPr>
+                <w:rFonts w:ascii="Cambria Math" w:hAnsi="Cambria Math"/>
+                <w:lang w:val="en-US"/>
+              </w:rPr>
+              <m:t>7</m:t>
+            </m:r>
+            <m:r>
+              <w:rPr>
+                <w:rFonts w:ascii="Cambria Math" w:hAnsi="Cambria Math"/>
+                <w:lang w:val="en-US"/>
+              </w:rPr>
+              <m:t>,4</m:t>
+            </m:r>
+          </m:e>
+        </m:d>
+      </m:oMath>
+      <w:r>
+        <w:rPr>
+          <w:rFonts w:eastAsiaTheme="minorEastAsia"/>
+          <w:lang w:val="en-US"/>
+        </w:rPr>
+        <w:t xml:space="preserve"> </w:t>
+      </w:r>
+    </w:p>
+    <w:p>
+      <w:pPr>
+        <w:pStyle w:val="ListParagraph"/>
+        <w:numPr>
+          <w:ilvl w:val="0"/>
+          <w:numId w:val="2"/>
+        </w:numPr>
+        <w:rPr>
+          <w:lang w:val="en-US"/>
+        </w:rPr>
+      </w:pPr>
+      <w:r>
+        <w:rPr>
+          <w:lang w:val="en-US"/>
+        </w:rPr>
+        <w:t>Bạn cũng có thể nhập giá trị nhanh bằng cách sử dụng bảng</w:t>
+      </w:r>
+    </w:p>
+    <w:p>
+      <w:pPr>
+        <w:pStyle w:val="ListParagraph"/>
+        <w:numPr>
+          <w:ilvl w:val="0"/>
+          <w:numId w:val="2"/>
+        </w:numPr>
+        <w:rPr>
+          <w:lang w:val="en-US"/>
+        </w:rPr>
+      </w:pPr>
+      <w:r>
+        <w:rPr>
+          <w:lang w:val="en-US"/>
+        </w:rPr>
+        <w:t>Click dấu “+” góc trái trên + chọn “table” + dòng tiếp theo sẽ chứa bảng + nhập tọa độ x, y vào để nó Plot điểm</w:t>
+      </w:r>
     </w:p>
     <w:p>
       <w:pPr>
@@ -1467,7 +1708,6 @@
         <w:rPr>
           <w:lang w:val="en-US"/>
         </w:rPr>
-        <w:lastRenderedPageBreak/>
         <w:t>Hàm Giai Thừa Mở Rộng?</w:t>
       </w:r>
     </w:p>
